--- a/Documentation/Documentation.docx
+++ b/Documentation/Documentation.docx
@@ -1,10 +1,12 @@
 
 <file path=word/document.xml><?xml version="1.0" encoding="utf-8"?>
-<w:document xmlns:wpc="http://schemas.microsoft.com/office/word/2010/wordprocessingCanvas" xmlns:cx="http://schemas.microsoft.com/office/drawing/2014/chartex" xmlns:cx1="http://schemas.microsoft.com/office/drawing/2015/9/8/chartex" xmlns:cx2="http://schemas.microsoft.com/office/drawing/2015/10/21/chartex" xmlns:cx3="http://schemas.microsoft.com/office/drawing/2016/5/9/chartex" xmlns:cx4="http://schemas.microsoft.com/office/drawing/2016/5/10/chartex" xmlns:cx5="http://schemas.microsoft.com/office/drawing/2016/5/11/chartex" xmlns:cx6="http://schemas.microsoft.com/office/drawing/2016/5/12/chartex" xmlns:cx7="http://schemas.microsoft.com/office/drawing/2016/5/13/chartex" xmlns:cx8="http://schemas.microsoft.com/office/drawing/2016/5/14/chartex" xmlns:mc="http://schemas.openxmlformats.org/markup-compatibility/2006" xmlns:aink="http://schemas.microsoft.com/office/drawing/2016/ink" xmlns:am3d="http://schemas.microsoft.com/office/drawing/2017/model3d" xmlns:o="urn:schemas-microsoft-com:office:office" xmlns:oel="http://schemas.microsoft.com/office/2019/extlst" xmlns:r="http://schemas.openxmlformats.org/officeDocument/2006/relationships" xmlns:m="http://schemas.openxmlformats.org/officeDocument/2006/math" xmlns:v="urn:schemas-microsoft-com:vml" xmlns:wp14="http://schemas.microsoft.com/office/word/2010/wordprocessingDrawing" xmlns:wp="http://schemas.openxmlformats.org/drawingml/2006/wordprocessingDrawing" xmlns:w10="urn:schemas-microsoft-com:office:word" xmlns:w="http://schemas.openxmlformats.org/wordprocessingml/2006/main" xmlns:w14="http://schemas.microsoft.com/office/word/2010/wordml" xmlns:w15="http://schemas.microsoft.com/office/word/2012/wordml" xmlns:w16cex="http://schemas.microsoft.com/office/word/2018/wordml/cex" xmlns:w16cid="http://schemas.microsoft.com/office/word/2016/wordml/cid" xmlns:w16="http://schemas.microsoft.com/office/word/2018/wordml" xmlns:w16du="http://schemas.microsoft.com/office/word/2023/wordml/word16du" xmlns:w16sdtdh="http://schemas.microsoft.com/office/word/2020/wordml/sdtdatahash" xmlns:w16sdtfl="http://schemas.microsoft.com/office/word/2024/wordml/sdtformatlock" xmlns:w16se="http://schemas.microsoft.com/office/word/2015/wordml/symex" xmlns:wpg="http://schemas.microsoft.com/office/word/2010/wordprocessingGroup" xmlns:wpi="http://schemas.microsoft.com/office/word/2010/wordprocessingInk" xmlns:wne="http://schemas.microsoft.com/office/word/2006/wordml" xmlns:wps="http://schemas.microsoft.com/office/word/2010/wordprocessingShape" mc:Ignorable="w14 w15 w16se w16cid w16 w16cex w16sdtdh w16sdtfl w16du wp14">
+<w:document xmlns:o="urn:schemas-microsoft-com:office:office" xmlns:r="http://schemas.openxmlformats.org/officeDocument/2006/relationships" xmlns:v="urn:schemas-microsoft-com:vml" xmlns:w="http://schemas.openxmlformats.org/wordprocessingml/2006/main" xmlns:w10="urn:schemas-microsoft-com:office:word" xmlns:wp="http://schemas.openxmlformats.org/drawingml/2006/wordprocessingDrawing" xmlns:wps="http://schemas.microsoft.com/office/word/2010/wordprocessingShape" xmlns:wpg="http://schemas.microsoft.com/office/word/2010/wordprocessingGroup" xmlns:mc="http://schemas.openxmlformats.org/markup-compatibility/2006" xmlns:wp14="http://schemas.microsoft.com/office/word/2010/wordprocessingDrawing" xmlns:w14="http://schemas.microsoft.com/office/word/2010/wordml" mc:Ignorable="w14 wp14">
   <w:body>
     <w:p>
       <w:pPr>
-        <w:rPr>
+        <w:pStyle w:val="Normal"/>
+        <w:rPr>
+          <w:b/>
           <w:b/>
           <w:bCs/>
           <w:lang w:val="en-GB"/>
@@ -21,7 +23,9 @@
     </w:p>
     <w:p>
       <w:pPr>
-        <w:rPr>
+        <w:pStyle w:val="Normal"/>
+        <w:rPr>
+          <w:b/>
           <w:b/>
           <w:bCs/>
           <w:lang w:val="en-GB"/>
@@ -38,7 +42,9 @@
     </w:p>
     <w:p>
       <w:pPr>
-        <w:rPr>
+        <w:pStyle w:val="Normal"/>
+        <w:rPr>
+          <w:b/>
           <w:b/>
           <w:bCs/>
         </w:rPr>
@@ -53,45 +59,115 @@
     </w:p>
     <w:p>
       <w:pPr>
-        <w:rPr>
-          <w:b/>
-          <w:bCs/>
-        </w:rPr>
-      </w:pPr>
-    </w:p>
-    <w:p>
-      <w:pPr>
-        <w:rPr>
-          <w:b/>
-          <w:bCs/>
-        </w:rPr>
-      </w:pPr>
-      <w:r>
-        <w:rPr>
-          <w:b/>
-          <w:bCs/>
-        </w:rPr>
-        <w:t xml:space="preserve">Version: 2.0  </w:t>
-      </w:r>
-    </w:p>
-    <w:p>
-      <w:pPr>
-        <w:rPr>
-          <w:b/>
-          <w:bCs/>
-        </w:rPr>
-      </w:pPr>
-      <w:r>
-        <w:rPr>
-          <w:b/>
-          <w:bCs/>
-        </w:rPr>
-        <w:t>Date: 26.06.2025</w:t>
-      </w:r>
-    </w:p>
-    <w:p>
-      <w:pPr>
-        <w:rPr>
+        <w:pStyle w:val="Normal"/>
+        <w:rPr>
+          <w:b/>
+          <w:b/>
+          <w:bCs/>
+        </w:rPr>
+      </w:pPr>
+      <w:r>
+        <w:rPr>
+          <w:b/>
+          <w:bCs/>
+        </w:rPr>
+      </w:r>
+    </w:p>
+    <w:p>
+      <w:pPr>
+        <w:pStyle w:val="Normal"/>
+        <w:rPr>
+          <w:b/>
+          <w:b/>
+          <w:bCs/>
+        </w:rPr>
+      </w:pPr>
+      <w:r>
+        <w:rPr>
+          <w:b/>
+          <w:bCs/>
+        </w:rPr>
+        <w:t xml:space="preserve">Version: </w:t>
+      </w:r>
+      <w:r>
+        <w:rPr>
+          <w:b/>
+          <w:bCs/>
+        </w:rPr>
+        <w:t>3</w:t>
+      </w:r>
+      <w:r>
+        <w:rPr>
+          <w:b/>
+          <w:bCs/>
+        </w:rPr>
+        <w:t>.</w:t>
+      </w:r>
+      <w:r>
+        <w:rPr>
+          <w:b/>
+          <w:bCs/>
+        </w:rPr>
+        <w:t>1</w:t>
+      </w:r>
+      <w:r>
+        <w:rPr>
+          <w:b/>
+          <w:bCs/>
+        </w:rPr>
+        <w:t xml:space="preserve">  </w:t>
+      </w:r>
+    </w:p>
+    <w:p>
+      <w:pPr>
+        <w:pStyle w:val="Normal"/>
+        <w:rPr>
+          <w:b/>
+          <w:b/>
+          <w:bCs/>
+        </w:rPr>
+      </w:pPr>
+      <w:r>
+        <w:rPr>
+          <w:b/>
+          <w:bCs/>
+        </w:rPr>
+        <w:t xml:space="preserve">Date: </w:t>
+      </w:r>
+      <w:r>
+        <w:rPr>
+          <w:b/>
+          <w:bCs/>
+        </w:rPr>
+        <w:t>14</w:t>
+      </w:r>
+      <w:r>
+        <w:rPr>
+          <w:b/>
+          <w:bCs/>
+        </w:rPr>
+        <w:t>.0</w:t>
+      </w:r>
+      <w:r>
+        <w:rPr>
+          <w:b/>
+          <w:bCs/>
+        </w:rPr>
+        <w:t>7</w:t>
+      </w:r>
+      <w:r>
+        <w:rPr>
+          <w:b/>
+          <w:bCs/>
+        </w:rPr>
+        <w:t>.2025</w:t>
+      </w:r>
+    </w:p>
+    <w:p>
+      <w:pPr>
+        <w:pStyle w:val="Normal"/>
+        <w:rPr>
+          <w:b/>
           <w:b/>
           <w:bCs/>
         </w:rPr>
@@ -106,7 +182,9 @@
     </w:p>
     <w:p>
       <w:pPr>
-        <w:rPr>
+        <w:pStyle w:val="Normal"/>
+        <w:rPr>
+          <w:b/>
           <w:b/>
           <w:bCs/>
         </w:rPr>
@@ -121,7 +199,9 @@
     </w:p>
     <w:p>
       <w:pPr>
-        <w:rPr>
+        <w:pStyle w:val="Normal"/>
+        <w:rPr>
+          <w:b/>
           <w:b/>
           <w:bCs/>
         </w:rPr>
@@ -136,39 +216,58 @@
     </w:p>
     <w:p>
       <w:pPr>
-        <w:rPr>
-          <w:b/>
-          <w:bCs/>
-        </w:rPr>
-      </w:pPr>
-    </w:p>
-    <w:p>
-      <w:pPr>
-        <w:rPr>
-          <w:b/>
-          <w:bCs/>
-        </w:rPr>
-      </w:pPr>
-    </w:p>
-    <w:p>
-      <w:pPr>
-        <w:rPr>
-          <w:b/>
-          <w:bCs/>
-          <w:lang w:val="en-GB"/>
-        </w:rPr>
-      </w:pPr>
-      <w:r>
-        <w:rPr>
-          <w:b/>
-          <w:bCs/>
-          <w:lang w:val="en-GB"/>
-        </w:rPr>
-        <w:t xml:space="preserve">1. Introduction  </w:t>
-      </w:r>
-    </w:p>
-    <w:p>
-      <w:pPr>
+        <w:pStyle w:val="Normal"/>
+        <w:rPr>
+          <w:b/>
+          <w:b/>
+          <w:bCs/>
+        </w:rPr>
+      </w:pPr>
+      <w:r>
+        <w:rPr>
+          <w:b/>
+          <w:bCs/>
+        </w:rPr>
+      </w:r>
+    </w:p>
+    <w:p>
+      <w:pPr>
+        <w:pStyle w:val="Normal"/>
+        <w:rPr>
+          <w:b/>
+          <w:b/>
+          <w:bCs/>
+        </w:rPr>
+      </w:pPr>
+      <w:r>
+        <w:rPr>
+          <w:b/>
+          <w:bCs/>
+        </w:rPr>
+      </w:r>
+    </w:p>
+    <w:p>
+      <w:pPr>
+        <w:pStyle w:val="Normal"/>
+        <w:rPr>
+          <w:b/>
+          <w:b/>
+          <w:bCs/>
+          <w:lang w:val="en-GB"/>
+        </w:rPr>
+      </w:pPr>
+      <w:r>
+        <w:rPr>
+          <w:b/>
+          <w:bCs/>
+          <w:lang w:val="en-GB"/>
+        </w:rPr>
+        <w:t>1. Introduction</w:t>
+      </w:r>
+    </w:p>
+    <w:p>
+      <w:pPr>
+        <w:pStyle w:val="Normal"/>
         <w:rPr>
           <w:lang w:val="en-GB"/>
         </w:rPr>
@@ -182,14 +281,22 @@
     </w:p>
     <w:p>
       <w:pPr>
-        <w:rPr>
-          <w:lang w:val="en-GB"/>
-        </w:rPr>
-      </w:pPr>
-    </w:p>
-    <w:p>
-      <w:pPr>
-        <w:rPr>
+        <w:pStyle w:val="Normal"/>
+        <w:rPr>
+          <w:lang w:val="en-GB"/>
+        </w:rPr>
+      </w:pPr>
+      <w:r>
+        <w:rPr>
+          <w:lang w:val="en-GB"/>
+        </w:rPr>
+      </w:r>
+    </w:p>
+    <w:p>
+      <w:pPr>
+        <w:pStyle w:val="Normal"/>
+        <w:rPr>
+          <w:b/>
           <w:b/>
           <w:bCs/>
           <w:lang w:val="en-GB"/>
@@ -206,6 +313,7 @@
     </w:p>
     <w:p>
       <w:pPr>
+        <w:pStyle w:val="Normal"/>
         <w:rPr>
           <w:lang w:val="en-GB"/>
         </w:rPr>
@@ -219,6 +327,7 @@
     </w:p>
     <w:p>
       <w:pPr>
+        <w:pStyle w:val="Normal"/>
         <w:rPr>
           <w:lang w:val="en-GB"/>
         </w:rPr>
@@ -232,6 +341,7 @@
     </w:p>
     <w:p>
       <w:pPr>
+        <w:pStyle w:val="Normal"/>
         <w:rPr>
           <w:lang w:val="en-GB"/>
         </w:rPr>
@@ -245,6 +355,7 @@
     </w:p>
     <w:p>
       <w:pPr>
+        <w:pStyle w:val="Normal"/>
         <w:rPr>
           <w:lang w:val="en-GB"/>
         </w:rPr>
@@ -258,6 +369,7 @@
     </w:p>
     <w:p>
       <w:pPr>
+        <w:pStyle w:val="Normal"/>
         <w:rPr>
           <w:lang w:val="en-GB"/>
         </w:rPr>
@@ -271,6 +383,7 @@
     </w:p>
     <w:p>
       <w:pPr>
+        <w:pStyle w:val="Normal"/>
         <w:rPr>
           <w:lang w:val="en-GB"/>
         </w:rPr>
@@ -285,6 +398,7 @@
     </w:p>
     <w:p>
       <w:pPr>
+        <w:pStyle w:val="Normal"/>
         <w:rPr>
           <w:lang w:val="en-GB"/>
         </w:rPr>
@@ -305,6 +419,7 @@
     </w:p>
     <w:p>
       <w:pPr>
+        <w:pStyle w:val="Normal"/>
         <w:rPr>
           <w:lang w:val="en-GB"/>
         </w:rPr>
@@ -325,6 +440,7 @@
     </w:p>
     <w:p>
       <w:pPr>
+        <w:pStyle w:val="Normal"/>
         <w:rPr>
           <w:lang w:val="en-GB"/>
         </w:rPr>
@@ -345,6 +461,7 @@
     </w:p>
     <w:p>
       <w:pPr>
+        <w:pStyle w:val="Normal"/>
         <w:rPr>
           <w:lang w:val="en-GB"/>
         </w:rPr>
@@ -365,6 +482,7 @@
     </w:p>
     <w:p>
       <w:pPr>
+        <w:pStyle w:val="Normal"/>
         <w:rPr>
           <w:lang w:val="en-GB"/>
         </w:rPr>
@@ -378,30 +496,39 @@
     </w:p>
     <w:p>
       <w:pPr>
-        <w:rPr>
-          <w:lang w:val="en-GB"/>
-        </w:rPr>
-      </w:pPr>
-    </w:p>
-    <w:p>
-      <w:pPr>
-        <w:rPr>
-          <w:b/>
-          <w:bCs/>
-          <w:lang w:val="en-GB"/>
-        </w:rPr>
-      </w:pPr>
-      <w:r>
-        <w:rPr>
-          <w:b/>
-          <w:bCs/>
-          <w:lang w:val="en-GB"/>
-        </w:rPr>
-        <w:t xml:space="preserve">1.2 Technologies  </w:t>
-      </w:r>
-    </w:p>
-    <w:p>
-      <w:pPr>
+        <w:pStyle w:val="Normal"/>
+        <w:rPr>
+          <w:lang w:val="en-GB"/>
+        </w:rPr>
+      </w:pPr>
+      <w:r>
+        <w:rPr>
+          <w:lang w:val="en-GB"/>
+        </w:rPr>
+      </w:r>
+    </w:p>
+    <w:p>
+      <w:pPr>
+        <w:pStyle w:val="Normal"/>
+        <w:rPr>
+          <w:b/>
+          <w:b/>
+          <w:bCs/>
+          <w:lang w:val="en-GB"/>
+        </w:rPr>
+      </w:pPr>
+      <w:r>
+        <w:rPr>
+          <w:b/>
+          <w:bCs/>
+          <w:lang w:val="en-GB"/>
+        </w:rPr>
+        <w:t>1.2 Technologies</w:t>
+      </w:r>
+    </w:p>
+    <w:p>
+      <w:pPr>
+        <w:pStyle w:val="Normal"/>
         <w:rPr>
           <w:lang w:val="en-GB"/>
         </w:rPr>
@@ -415,6 +542,7 @@
     </w:p>
     <w:p>
       <w:pPr>
+        <w:pStyle w:val="Normal"/>
         <w:rPr>
           <w:lang w:val="en-GB"/>
         </w:rPr>
@@ -428,6 +556,7 @@
     </w:p>
     <w:p>
       <w:pPr>
+        <w:pStyle w:val="Normal"/>
         <w:rPr>
           <w:lang w:val="en-GB"/>
         </w:rPr>
@@ -441,6 +570,7 @@
     </w:p>
     <w:p>
       <w:pPr>
+        <w:pStyle w:val="Normal"/>
         <w:rPr>
           <w:lang w:val="en-GB"/>
         </w:rPr>
@@ -454,6 +584,7 @@
     </w:p>
     <w:p>
       <w:pPr>
+        <w:pStyle w:val="Normal"/>
         <w:rPr>
           <w:lang w:val="en-GB"/>
         </w:rPr>
@@ -467,6 +598,7 @@
     </w:p>
     <w:p>
       <w:pPr>
+        <w:pStyle w:val="Normal"/>
         <w:rPr>
           <w:lang w:val="en-GB"/>
         </w:rPr>
@@ -480,70 +612,92 @@
     </w:p>
     <w:p>
       <w:pPr>
-        <w:rPr>
-          <w:lang w:val="en-GB"/>
-        </w:rPr>
-      </w:pPr>
-    </w:p>
-    <w:p>
-      <w:pPr>
-        <w:rPr>
-          <w:lang w:val="en-GB"/>
-        </w:rPr>
-      </w:pPr>
-    </w:p>
-    <w:p>
-      <w:pPr>
-        <w:rPr>
-          <w:b/>
-          <w:bCs/>
-          <w:lang w:val="en-GB"/>
-        </w:rPr>
-      </w:pPr>
-      <w:r>
-        <w:rPr>
-          <w:lang w:val="en-GB"/>
-        </w:rPr>
+        <w:pStyle w:val="Normal"/>
+        <w:rPr>
+          <w:lang w:val="en-GB"/>
+        </w:rPr>
+      </w:pPr>
+      <w:r>
+        <w:rPr>
+          <w:lang w:val="en-GB"/>
+        </w:rPr>
+      </w:r>
+    </w:p>
+    <w:p>
+      <w:pPr>
+        <w:pStyle w:val="Normal"/>
+        <w:rPr>
+          <w:lang w:val="en-GB"/>
+        </w:rPr>
+      </w:pPr>
+      <w:r>
+        <w:rPr>
+          <w:lang w:val="en-GB"/>
+        </w:rPr>
+      </w:r>
+    </w:p>
+    <w:p>
+      <w:pPr>
+        <w:pStyle w:val="Normal"/>
+        <w:rPr>
+          <w:b/>
+          <w:b/>
+          <w:bCs/>
+          <w:lang w:val="en-GB"/>
+        </w:rPr>
+      </w:pPr>
+      <w:r>
+        <w:rPr>
+          <w:b/>
+          <w:bCs/>
+          <w:lang w:val="en-GB"/>
+        </w:rPr>
+      </w:r>
+      <w:r>
         <w:br w:type="page"/>
       </w:r>
     </w:p>
     <w:p>
       <w:pPr>
-        <w:rPr>
-          <w:b/>
-          <w:bCs/>
-          <w:lang w:val="en-GB"/>
-        </w:rPr>
-      </w:pPr>
-      <w:r>
-        <w:rPr>
-          <w:b/>
-          <w:bCs/>
-          <w:lang w:val="en-GB"/>
-        </w:rPr>
-        <w:lastRenderedPageBreak/>
-        <w:t xml:space="preserve">2. Project Structure  </w:t>
-      </w:r>
-    </w:p>
-    <w:p>
-      <w:pPr>
-        <w:rPr>
-          <w:b/>
-          <w:bCs/>
-          <w:lang w:val="en-GB"/>
-        </w:rPr>
-      </w:pPr>
-      <w:r>
-        <w:rPr>
-          <w:b/>
-          <w:bCs/>
-          <w:lang w:val="en-GB"/>
-        </w:rPr>
-        <w:t xml:space="preserve">2.1 Repository Structure  </w:t>
-      </w:r>
-    </w:p>
-    <w:p>
-      <w:pPr>
+        <w:pStyle w:val="Normal"/>
+        <w:rPr>
+          <w:b/>
+          <w:b/>
+          <w:bCs/>
+          <w:lang w:val="en-GB"/>
+        </w:rPr>
+      </w:pPr>
+      <w:r>
+        <w:rPr>
+          <w:b/>
+          <w:bCs/>
+          <w:lang w:val="en-GB"/>
+        </w:rPr>
+        <w:t>2. Project Structure</w:t>
+      </w:r>
+    </w:p>
+    <w:p>
+      <w:pPr>
+        <w:pStyle w:val="Normal"/>
+        <w:rPr>
+          <w:b/>
+          <w:b/>
+          <w:bCs/>
+          <w:lang w:val="en-GB"/>
+        </w:rPr>
+      </w:pPr>
+      <w:r>
+        <w:rPr>
+          <w:b/>
+          <w:bCs/>
+          <w:lang w:val="en-GB"/>
+        </w:rPr>
+        <w:t>2.1 Repository Structure</w:t>
+      </w:r>
+    </w:p>
+    <w:p>
+      <w:pPr>
+        <w:pStyle w:val="Normal"/>
         <w:rPr>
           <w:lang w:val="en-GB"/>
         </w:rPr>
@@ -557,519 +711,794 @@
     </w:p>
     <w:p>
       <w:pPr>
-        <w:rPr>
-          <w:lang w:val="en-GB"/>
-        </w:rPr>
-      </w:pPr>
-      <w:r>
-        <w:rPr>
-          <w:lang w:val="en-GB"/>
-        </w:rPr>
-        <w:t xml:space="preserve">    main/</w:t>
-      </w:r>
-    </w:p>
-    <w:p>
-      <w:pPr>
-        <w:rPr>
-          <w:lang w:val="en-GB"/>
-        </w:rPr>
-      </w:pPr>
-      <w:r>
-        <w:rPr>
-          <w:lang w:val="en-GB"/>
-        </w:rPr>
-        <w:t xml:space="preserve">        java/</w:t>
-      </w:r>
-    </w:p>
-    <w:p>
-      <w:pPr>
-        <w:rPr>
-          <w:lang w:val="en-GB"/>
-        </w:rPr>
-      </w:pPr>
-      <w:r>
-        <w:rPr>
-          <w:lang w:val="en-GB"/>
-        </w:rPr>
-        <w:t xml:space="preserve">            de/uni_marburg/userstoryanalyzer/</w:t>
-      </w:r>
-    </w:p>
-    <w:p>
-      <w:pPr>
-        <w:rPr>
-          <w:lang w:val="en-GB"/>
-        </w:rPr>
-      </w:pPr>
-      <w:r>
-        <w:rPr>
-          <w:lang w:val="en-GB"/>
-        </w:rPr>
-        <w:t xml:space="preserve">                analysis/                #Quality analysis components</w:t>
-      </w:r>
-    </w:p>
-    <w:p>
-      <w:pPr>
-        <w:rPr>
-          <w:lang w:val="en-GB"/>
-        </w:rPr>
-      </w:pPr>
-      <w:r>
-        <w:rPr>
-          <w:lang w:val="en-GB"/>
-        </w:rPr>
-        <w:t xml:space="preserve">                    Atomaritaet.java</w:t>
-      </w:r>
-    </w:p>
-    <w:p>
-      <w:pPr>
-        <w:rPr>
-          <w:lang w:val="en-GB"/>
-        </w:rPr>
-      </w:pPr>
-      <w:r>
-        <w:rPr>
-          <w:lang w:val="en-GB"/>
-        </w:rPr>
-        <w:t xml:space="preserve">                    Minimalitaet.java</w:t>
-      </w:r>
-    </w:p>
-    <w:p>
-      <w:pPr>
-        <w:rPr>
-          <w:lang w:val="en-GB"/>
-        </w:rPr>
-      </w:pPr>
-      <w:r>
-        <w:rPr>
-          <w:lang w:val="en-GB"/>
-        </w:rPr>
-        <w:t xml:space="preserve">                    Problem.java</w:t>
-      </w:r>
-    </w:p>
-    <w:p>
-      <w:pPr>
-        <w:rPr>
-          <w:lang w:val="en-GB"/>
-        </w:rPr>
-      </w:pPr>
-      <w:r>
-        <w:rPr>
-          <w:lang w:val="en-GB"/>
-        </w:rPr>
-        <w:t xml:space="preserve">                    ProblemPair.java</w:t>
-      </w:r>
-    </w:p>
-    <w:p>
-      <w:pPr>
-        <w:rPr>
-          <w:lang w:val="en-GB"/>
-        </w:rPr>
-      </w:pPr>
-      <w:r>
-        <w:rPr>
-          <w:lang w:val="en-GB"/>
-        </w:rPr>
-        <w:t xml:space="preserve">                    ProblemTriple.java</w:t>
-      </w:r>
-    </w:p>
-    <w:p>
-      <w:pPr>
-        <w:rPr>
-          <w:lang w:val="en-GB"/>
-        </w:rPr>
-      </w:pPr>
-      <w:r>
-        <w:rPr>
-          <w:lang w:val="en-GB"/>
-        </w:rPr>
-        <w:t xml:space="preserve">                    QualityAnalyzer.java</w:t>
-      </w:r>
-    </w:p>
-    <w:p>
-      <w:pPr>
-        <w:rPr>
-          <w:lang w:val="en-GB"/>
-        </w:rPr>
-      </w:pPr>
-      <w:r>
-        <w:rPr>
-          <w:lang w:val="en-GB"/>
-        </w:rPr>
-        <w:t xml:space="preserve">                    QualityCriterion.java</w:t>
-      </w:r>
-    </w:p>
-    <w:p>
-      <w:pPr>
-        <w:rPr>
-          <w:lang w:val="en-GB"/>
-        </w:rPr>
-      </w:pPr>
-      <w:r>
-        <w:rPr>
-          <w:lang w:val="en-GB"/>
-        </w:rPr>
-        <w:t xml:space="preserve">                    QualityCriterionReport.java</w:t>
-      </w:r>
-    </w:p>
-    <w:p>
-      <w:pPr>
-        <w:rPr>
-          <w:lang w:val="en-GB"/>
-        </w:rPr>
-      </w:pPr>
-      <w:r>
-        <w:rPr>
-          <w:lang w:val="en-GB"/>
-        </w:rPr>
-        <w:t xml:space="preserve">                    QualityCriterionWithProblemPair.java</w:t>
-      </w:r>
-    </w:p>
-    <w:p>
-      <w:pPr>
-        <w:rPr>
-          <w:lang w:val="en-GB"/>
-        </w:rPr>
-      </w:pPr>
-      <w:r>
-        <w:rPr>
-          <w:lang w:val="en-GB"/>
-        </w:rPr>
-        <w:t xml:space="preserve">                    QualityCriterionWithProblemTriple.java</w:t>
-      </w:r>
-    </w:p>
-    <w:p>
-      <w:pPr>
-        <w:rPr>
-          <w:lang w:val="en-GB"/>
-        </w:rPr>
-      </w:pPr>
-      <w:r>
-        <w:rPr>
-          <w:lang w:val="en-GB"/>
-        </w:rPr>
-        <w:t xml:space="preserve">                    Uniformitaet.java</w:t>
-      </w:r>
-    </w:p>
-    <w:p>
-      <w:pPr>
-        <w:rPr>
-          <w:lang w:val="en-GB"/>
-        </w:rPr>
-      </w:pPr>
-      <w:r>
-        <w:rPr>
-          <w:lang w:val="en-GB"/>
-        </w:rPr>
-        <w:t xml:space="preserve">                    Vollstaendigkeit.java</w:t>
-      </w:r>
-    </w:p>
-    <w:p>
-      <w:pPr>
-        <w:rPr>
-          <w:lang w:val="en-GB"/>
-        </w:rPr>
-      </w:pPr>
-      <w:r>
-        <w:rPr>
-          <w:lang w:val="en-GB"/>
-        </w:rPr>
-        <w:t xml:space="preserve">                    Wohlgeformtheit.java</w:t>
-      </w:r>
-    </w:p>
-    <w:p>
-      <w:pPr>
-        <w:rPr>
-          <w:lang w:val="en-GB"/>
-        </w:rPr>
-      </w:pPr>
-      <w:r>
-        <w:rPr>
-          <w:lang w:val="en-GB"/>
-        </w:rPr>
-        <w:t xml:space="preserve">                model/                   #Data model classes</w:t>
-      </w:r>
-    </w:p>
-    <w:p>
-      <w:pPr>
-        <w:rPr>
-          <w:lang w:val="en-GB"/>
-        </w:rPr>
-      </w:pPr>
-      <w:r>
-        <w:rPr>
-          <w:lang w:val="en-GB"/>
-        </w:rPr>
-        <w:t xml:space="preserve">                    Action.java</w:t>
-      </w:r>
-    </w:p>
-    <w:p>
-      <w:pPr>
-        <w:rPr>
-          <w:lang w:val="en-GB"/>
-        </w:rPr>
-      </w:pPr>
-      <w:r>
-        <w:rPr>
-          <w:lang w:val="en-GB"/>
-        </w:rPr>
-        <w:t xml:space="preserve">                    Annotation.java</w:t>
-      </w:r>
-    </w:p>
-    <w:p>
-      <w:pPr>
-        <w:rPr>
-          <w:lang w:val="en-GB"/>
-        </w:rPr>
-      </w:pPr>
-      <w:r>
-        <w:rPr>
-          <w:lang w:val="en-GB"/>
-        </w:rPr>
-        <w:t xml:space="preserve">                    Entity.java</w:t>
-      </w:r>
-    </w:p>
-    <w:p>
-      <w:pPr>
-        <w:rPr>
-          <w:lang w:val="en-GB"/>
-        </w:rPr>
-      </w:pPr>
-      <w:r>
-        <w:rPr>
-          <w:lang w:val="en-GB"/>
-        </w:rPr>
-        <w:t xml:space="preserve">                    Relation.java</w:t>
-      </w:r>
-    </w:p>
-    <w:p>
-      <w:pPr>
-        <w:rPr>
-          <w:lang w:val="en-GB"/>
-        </w:rPr>
-      </w:pPr>
-      <w:r>
-        <w:rPr>
-          <w:lang w:val="en-GB"/>
-        </w:rPr>
-        <w:t xml:space="preserve">                    RelationType.java</w:t>
-      </w:r>
-    </w:p>
-    <w:p>
-      <w:pPr>
-        <w:rPr>
-          <w:lang w:val="en-GB"/>
-        </w:rPr>
-      </w:pPr>
-      <w:r>
-        <w:rPr>
-          <w:lang w:val="en-GB"/>
-        </w:rPr>
-        <w:t xml:space="preserve">                    UserStory.java</w:t>
-      </w:r>
-    </w:p>
-    <w:p>
-      <w:pPr>
-        <w:rPr>
-          <w:lang w:val="en-GB"/>
-        </w:rPr>
-      </w:pPr>
-      <w:r>
-        <w:rPr>
-          <w:lang w:val="en-GB"/>
-        </w:rPr>
-        <w:t xml:space="preserve">                parser/                  #NLP parsing components</w:t>
-      </w:r>
-    </w:p>
-    <w:p>
-      <w:pPr>
-        <w:rPr>
-          <w:lang w:val="en-GB"/>
-        </w:rPr>
-      </w:pPr>
-      <w:r>
-        <w:rPr>
-          <w:lang w:val="en-GB"/>
-        </w:rPr>
-        <w:t xml:space="preserve">                    StoryParserOpenNLP.java</w:t>
-      </w:r>
-    </w:p>
-    <w:p>
-      <w:pPr>
-        <w:rPr>
-          <w:lang w:val="en-GB"/>
-        </w:rPr>
-      </w:pPr>
-      <w:r>
-        <w:rPr>
-          <w:lang w:val="en-GB"/>
-        </w:rPr>
-        <w:t xml:space="preserve">                export/                  #Output handling</w:t>
-      </w:r>
-    </w:p>
-    <w:p>
-      <w:pPr>
-        <w:rPr>
-          <w:lang w:val="en-GB"/>
-        </w:rPr>
-      </w:pPr>
-      <w:r>
-        <w:rPr>
-          <w:lang w:val="en-GB"/>
-        </w:rPr>
-        <w:t xml:space="preserve">                    JsonExporter.java</w:t>
-      </w:r>
-    </w:p>
-    <w:p>
-      <w:pPr>
-        <w:rPr>
-          <w:lang w:val="en-GB"/>
-        </w:rPr>
-      </w:pPr>
-      <w:r>
-        <w:rPr>
-          <w:lang w:val="en-GB"/>
-        </w:rPr>
-        <w:t xml:space="preserve">                    QualityReportExporter.java</w:t>
-      </w:r>
-    </w:p>
-    <w:p>
-      <w:pPr>
-        <w:rPr>
-          <w:lang w:val="en-GB"/>
-        </w:rPr>
-      </w:pPr>
-      <w:r>
-        <w:rPr>
-          <w:lang w:val="en-GB"/>
-        </w:rPr>
-        <w:t xml:space="preserve">                gui/                     #User interface</w:t>
-      </w:r>
-    </w:p>
-    <w:p>
-      <w:pPr>
-        <w:rPr>
-          <w:lang w:val="en-GB"/>
-        </w:rPr>
-      </w:pPr>
-      <w:r>
-        <w:rPr>
-          <w:lang w:val="en-GB"/>
-        </w:rPr>
-        <w:t xml:space="preserve">                    UserStoryViewerApp.java</w:t>
-      </w:r>
-    </w:p>
-    <w:p>
-      <w:pPr>
-        <w:rPr>
-          <w:lang w:val="en-GB"/>
-        </w:rPr>
-      </w:pPr>
-      <w:r>
-        <w:rPr>
-          <w:lang w:val="en-GB"/>
-        </w:rPr>
-        <w:t xml:space="preserve">        resources/ </w:t>
-      </w:r>
-    </w:p>
-    <w:p>
-      <w:pPr>
-        <w:rPr>
-          <w:lang w:val="en-GB"/>
-        </w:rPr>
-      </w:pPr>
-      <w:r>
-        <w:rPr>
-          <w:lang w:val="en-GB"/>
-        </w:rPr>
-        <w:t xml:space="preserve">    test/                                #JUnit tests</w:t>
-      </w:r>
-    </w:p>
-    <w:p>
-      <w:pPr>
-        <w:rPr>
-          <w:lang w:val="en-GB"/>
-        </w:rPr>
-      </w:pPr>
-      <w:r>
-        <w:rPr>
-          <w:lang w:val="en-GB"/>
-        </w:rPr>
-        <w:t xml:space="preserve">        java/</w:t>
-      </w:r>
-    </w:p>
-    <w:p>
-      <w:pPr>
-        <w:rPr>
-          <w:lang w:val="en-GB"/>
-        </w:rPr>
-      </w:pPr>
-      <w:r>
-        <w:rPr>
-          <w:lang w:val="en-GB"/>
-        </w:rPr>
-        <w:t xml:space="preserve">            JsonExporterTest.java</w:t>
-      </w:r>
-    </w:p>
-    <w:p>
-      <w:pPr>
-        <w:rPr>
-          <w:lang w:val="en-GB"/>
-        </w:rPr>
-      </w:pPr>
-      <w:r>
-        <w:rPr>
-          <w:lang w:val="en-GB"/>
-        </w:rPr>
-        <w:t xml:space="preserve">            QualityAnalyzerTest.java</w:t>
-      </w:r>
-    </w:p>
-    <w:p>
-      <w:pPr>
-        <w:rPr>
-          <w:lang w:val="en-GB"/>
-        </w:rPr>
-      </w:pPr>
-      <w:r>
-        <w:rPr>
-          <w:lang w:val="en-GB"/>
-        </w:rPr>
-        <w:t xml:space="preserve">            StoryParserOpenNLPTest.java</w:t>
-      </w:r>
-    </w:p>
-    <w:p>
-      <w:pPr>
-        <w:rPr>
-          <w:lang w:val="en-GB"/>
-        </w:rPr>
-      </w:pPr>
-    </w:p>
-    <w:p>
-      <w:pPr>
-        <w:rPr>
-          <w:lang w:val="en-GB"/>
-        </w:rPr>
-      </w:pPr>
-    </w:p>
-    <w:p>
-      <w:pPr>
-        <w:rPr>
-          <w:b/>
-          <w:bCs/>
-          <w:lang w:val="en-GB"/>
-        </w:rPr>
-      </w:pPr>
-      <w:r>
-        <w:rPr>
-          <w:b/>
-          <w:bCs/>
-          <w:lang w:val="en-GB"/>
-        </w:rPr>
-        <w:t xml:space="preserve">2.2 Core Classes  </w:t>
-      </w:r>
-    </w:p>
-    <w:p>
-      <w:pPr>
-        <w:rPr>
+        <w:pStyle w:val="Normal"/>
+        <w:rPr>
+          <w:lang w:val="en-GB"/>
+        </w:rPr>
+      </w:pPr>
+      <w:r>
+        <w:rPr>
+          <w:lang w:val="en-GB"/>
+        </w:rPr>
+        <w:t xml:space="preserve">    </w:t>
+      </w:r>
+      <w:r>
+        <w:rPr>
+          <w:lang w:val="en-GB"/>
+        </w:rPr>
+        <w:t>main/</w:t>
+      </w:r>
+    </w:p>
+    <w:p>
+      <w:pPr>
+        <w:pStyle w:val="Normal"/>
+        <w:rPr>
+          <w:lang w:val="en-GB"/>
+        </w:rPr>
+      </w:pPr>
+      <w:r>
+        <w:rPr>
+          <w:lang w:val="en-GB"/>
+        </w:rPr>
+        <w:t xml:space="preserve">        </w:t>
+      </w:r>
+      <w:r>
+        <w:rPr>
+          <w:lang w:val="en-GB"/>
+        </w:rPr>
+        <w:t>java/</w:t>
+      </w:r>
+    </w:p>
+    <w:p>
+      <w:pPr>
+        <w:pStyle w:val="Normal"/>
+        <w:rPr>
+          <w:lang w:val="en-GB"/>
+        </w:rPr>
+      </w:pPr>
+      <w:r>
+        <w:rPr>
+          <w:lang w:val="en-GB"/>
+        </w:rPr>
+        <w:t xml:space="preserve">            </w:t>
+      </w:r>
+      <w:r>
+        <w:rPr>
+          <w:lang w:val="en-GB"/>
+        </w:rPr>
+        <w:t>de/uni_marburg/userstoryanalyzer/</w:t>
+      </w:r>
+    </w:p>
+    <w:p>
+      <w:pPr>
+        <w:pStyle w:val="Normal"/>
+        <w:rPr>
+          <w:lang w:val="en-GB"/>
+        </w:rPr>
+      </w:pPr>
+      <w:r>
+        <w:rPr>
+          <w:lang w:val="en-GB"/>
+        </w:rPr>
+        <w:t xml:space="preserve">                </w:t>
+      </w:r>
+      <w:r>
+        <w:rPr>
+          <w:lang w:val="en-GB"/>
+        </w:rPr>
+        <w:t>analysis/                #Quality analysis components</w:t>
+      </w:r>
+    </w:p>
+    <w:p>
+      <w:pPr>
+        <w:pStyle w:val="Normal"/>
+        <w:rPr>
+          <w:lang w:val="en-GB"/>
+        </w:rPr>
+      </w:pPr>
+      <w:r>
+        <w:rPr>
+          <w:lang w:val="en-GB"/>
+        </w:rPr>
+        <w:t xml:space="preserve">                    </w:t>
+      </w:r>
+      <w:r>
+        <w:rPr>
+          <w:lang w:val="en-GB"/>
+        </w:rPr>
+        <w:t>Atomaritaet.java</w:t>
+      </w:r>
+    </w:p>
+    <w:p>
+      <w:pPr>
+        <w:pStyle w:val="Normal"/>
+        <w:rPr>
+          <w:lang w:val="en-GB"/>
+        </w:rPr>
+      </w:pPr>
+      <w:r>
+        <w:rPr>
+          <w:lang w:val="en-GB"/>
+        </w:rPr>
+        <w:t xml:space="preserve">                    </w:t>
+      </w:r>
+      <w:r>
+        <w:rPr>
+          <w:lang w:val="en-GB"/>
+        </w:rPr>
+        <w:t>Minimalitaet.java</w:t>
+      </w:r>
+    </w:p>
+    <w:p>
+      <w:pPr>
+        <w:pStyle w:val="Normal"/>
+        <w:rPr>
+          <w:lang w:val="en-GB"/>
+        </w:rPr>
+      </w:pPr>
+      <w:r>
+        <w:rPr>
+          <w:lang w:val="en-GB"/>
+        </w:rPr>
+        <w:t xml:space="preserve">                    </w:t>
+      </w:r>
+      <w:r>
+        <w:rPr>
+          <w:lang w:val="en-GB"/>
+        </w:rPr>
+        <w:t>Problem.java</w:t>
+      </w:r>
+    </w:p>
+    <w:p>
+      <w:pPr>
+        <w:pStyle w:val="Normal"/>
+        <w:rPr>
+          <w:lang w:val="en-GB"/>
+        </w:rPr>
+      </w:pPr>
+      <w:r>
+        <w:rPr>
+          <w:lang w:val="en-GB"/>
+        </w:rPr>
+        <w:t xml:space="preserve">                    </w:t>
+      </w:r>
+      <w:r>
+        <w:rPr>
+          <w:lang w:val="en-GB"/>
+        </w:rPr>
+        <w:t>ProblemPair.java</w:t>
+      </w:r>
+    </w:p>
+    <w:p>
+      <w:pPr>
+        <w:pStyle w:val="Normal"/>
+        <w:rPr>
+          <w:lang w:val="en-GB"/>
+        </w:rPr>
+      </w:pPr>
+      <w:r>
+        <w:rPr>
+          <w:lang w:val="en-GB"/>
+        </w:rPr>
+        <w:t xml:space="preserve">                    </w:t>
+      </w:r>
+      <w:r>
+        <w:rPr>
+          <w:lang w:val="en-GB"/>
+        </w:rPr>
+        <w:t>ProblemTriple.java</w:t>
+      </w:r>
+    </w:p>
+    <w:p>
+      <w:pPr>
+        <w:pStyle w:val="Normal"/>
+        <w:rPr>
+          <w:lang w:val="en-GB"/>
+        </w:rPr>
+      </w:pPr>
+      <w:r>
+        <w:rPr>
+          <w:lang w:val="en-GB"/>
+        </w:rPr>
+        <w:t xml:space="preserve">                    </w:t>
+      </w:r>
+      <w:r>
+        <w:rPr>
+          <w:lang w:val="en-GB"/>
+        </w:rPr>
+        <w:t>QualityAnalyzer.java</w:t>
+      </w:r>
+    </w:p>
+    <w:p>
+      <w:pPr>
+        <w:pStyle w:val="Normal"/>
+        <w:rPr>
+          <w:lang w:val="en-GB"/>
+        </w:rPr>
+      </w:pPr>
+      <w:r>
+        <w:rPr>
+          <w:lang w:val="en-GB"/>
+        </w:rPr>
+        <w:t xml:space="preserve">                    </w:t>
+      </w:r>
+      <w:r>
+        <w:rPr>
+          <w:lang w:val="en-GB"/>
+        </w:rPr>
+        <w:t>QualityCriterion.java</w:t>
+      </w:r>
+    </w:p>
+    <w:p>
+      <w:pPr>
+        <w:pStyle w:val="Normal"/>
+        <w:rPr>
+          <w:lang w:val="en-GB"/>
+        </w:rPr>
+      </w:pPr>
+      <w:r>
+        <w:rPr>
+          <w:lang w:val="en-GB"/>
+        </w:rPr>
+        <w:t xml:space="preserve">                    </w:t>
+      </w:r>
+      <w:r>
+        <w:rPr>
+          <w:lang w:val="en-GB"/>
+        </w:rPr>
+        <w:t>QualityCriterionReport.java</w:t>
+      </w:r>
+    </w:p>
+    <w:p>
+      <w:pPr>
+        <w:pStyle w:val="Normal"/>
+        <w:rPr>
+          <w:lang w:val="en-GB"/>
+        </w:rPr>
+      </w:pPr>
+      <w:r>
+        <w:rPr>
+          <w:lang w:val="en-GB"/>
+        </w:rPr>
+        <w:t xml:space="preserve">                    </w:t>
+      </w:r>
+      <w:r>
+        <w:rPr>
+          <w:lang w:val="en-GB"/>
+        </w:rPr>
+        <w:t>QualityCriterionWithProblemPair.java</w:t>
+      </w:r>
+    </w:p>
+    <w:p>
+      <w:pPr>
+        <w:pStyle w:val="Normal"/>
+        <w:rPr>
+          <w:lang w:val="en-GB"/>
+        </w:rPr>
+      </w:pPr>
+      <w:r>
+        <w:rPr>
+          <w:lang w:val="en-GB"/>
+        </w:rPr>
+        <w:t xml:space="preserve">                    </w:t>
+      </w:r>
+      <w:r>
+        <w:rPr>
+          <w:lang w:val="en-GB"/>
+        </w:rPr>
+        <w:t>QualityCriterionWithProblemTriple.java</w:t>
+      </w:r>
+    </w:p>
+    <w:p>
+      <w:pPr>
+        <w:pStyle w:val="Normal"/>
+        <w:rPr>
+          <w:lang w:val="en-GB"/>
+        </w:rPr>
+      </w:pPr>
+      <w:r>
+        <w:rPr>
+          <w:lang w:val="en-GB"/>
+        </w:rPr>
+        <w:t xml:space="preserve">                    </w:t>
+      </w:r>
+      <w:r>
+        <w:rPr>
+          <w:lang w:val="en-GB"/>
+        </w:rPr>
+        <w:t>Uniformitaet.java</w:t>
+      </w:r>
+    </w:p>
+    <w:p>
+      <w:pPr>
+        <w:pStyle w:val="Normal"/>
+        <w:rPr>
+          <w:lang w:val="en-GB"/>
+        </w:rPr>
+      </w:pPr>
+      <w:r>
+        <w:rPr>
+          <w:lang w:val="en-GB"/>
+        </w:rPr>
+        <w:t xml:space="preserve">                    </w:t>
+      </w:r>
+      <w:r>
+        <w:rPr>
+          <w:lang w:val="en-GB"/>
+        </w:rPr>
+        <w:t>Vollstaendigkeit.java</w:t>
+      </w:r>
+    </w:p>
+    <w:p>
+      <w:pPr>
+        <w:pStyle w:val="Normal"/>
+        <w:rPr>
+          <w:lang w:val="en-GB"/>
+        </w:rPr>
+      </w:pPr>
+      <w:r>
+        <w:rPr>
+          <w:lang w:val="en-GB"/>
+        </w:rPr>
+        <w:t xml:space="preserve">                    </w:t>
+      </w:r>
+      <w:r>
+        <w:rPr>
+          <w:lang w:val="en-GB"/>
+        </w:rPr>
+        <w:t>Wohlgeformtheit.java</w:t>
+      </w:r>
+    </w:p>
+    <w:p>
+      <w:pPr>
+        <w:pStyle w:val="Normal"/>
+        <w:rPr>
+          <w:lang w:val="en-GB"/>
+        </w:rPr>
+      </w:pPr>
+      <w:r>
+        <w:rPr>
+          <w:lang w:val="en-GB"/>
+        </w:rPr>
+        <w:t xml:space="preserve">                </w:t>
+      </w:r>
+      <w:r>
+        <w:rPr>
+          <w:lang w:val="en-GB"/>
+        </w:rPr>
+        <w:t>model/                   #Data model classes</w:t>
+      </w:r>
+    </w:p>
+    <w:p>
+      <w:pPr>
+        <w:pStyle w:val="Normal"/>
+        <w:rPr>
+          <w:lang w:val="en-GB"/>
+        </w:rPr>
+      </w:pPr>
+      <w:r>
+        <w:rPr>
+          <w:lang w:val="en-GB"/>
+        </w:rPr>
+        <w:t xml:space="preserve">                    </w:t>
+      </w:r>
+      <w:r>
+        <w:rPr>
+          <w:lang w:val="en-GB"/>
+        </w:rPr>
+        <w:t>Action.java</w:t>
+      </w:r>
+    </w:p>
+    <w:p>
+      <w:pPr>
+        <w:pStyle w:val="Normal"/>
+        <w:rPr>
+          <w:lang w:val="en-GB"/>
+        </w:rPr>
+      </w:pPr>
+      <w:r>
+        <w:rPr>
+          <w:lang w:val="en-GB"/>
+        </w:rPr>
+        <w:t xml:space="preserve">                    </w:t>
+      </w:r>
+      <w:r>
+        <w:rPr>
+          <w:lang w:val="en-GB"/>
+        </w:rPr>
+        <w:t>Annotation.java</w:t>
+      </w:r>
+    </w:p>
+    <w:p>
+      <w:pPr>
+        <w:pStyle w:val="Normal"/>
+        <w:rPr>
+          <w:lang w:val="en-GB"/>
+        </w:rPr>
+      </w:pPr>
+      <w:r>
+        <w:rPr>
+          <w:lang w:val="en-GB"/>
+        </w:rPr>
+        <w:t xml:space="preserve">                    </w:t>
+      </w:r>
+      <w:r>
+        <w:rPr>
+          <w:lang w:val="en-GB"/>
+        </w:rPr>
+        <w:t>Entity.java</w:t>
+      </w:r>
+    </w:p>
+    <w:p>
+      <w:pPr>
+        <w:pStyle w:val="Normal"/>
+        <w:rPr>
+          <w:lang w:val="en-GB"/>
+        </w:rPr>
+      </w:pPr>
+      <w:r>
+        <w:rPr>
+          <w:lang w:val="en-GB"/>
+        </w:rPr>
+        <w:t xml:space="preserve">                    </w:t>
+      </w:r>
+      <w:r>
+        <w:rPr>
+          <w:lang w:val="en-GB"/>
+        </w:rPr>
+        <w:t>Relation.java</w:t>
+      </w:r>
+    </w:p>
+    <w:p>
+      <w:pPr>
+        <w:pStyle w:val="Normal"/>
+        <w:rPr>
+          <w:lang w:val="en-GB"/>
+        </w:rPr>
+      </w:pPr>
+      <w:r>
+        <w:rPr>
+          <w:lang w:val="en-GB"/>
+        </w:rPr>
+        <w:t xml:space="preserve">                    </w:t>
+      </w:r>
+      <w:r>
+        <w:rPr>
+          <w:lang w:val="en-GB"/>
+        </w:rPr>
+        <w:t>RelationType.java</w:t>
+      </w:r>
+    </w:p>
+    <w:p>
+      <w:pPr>
+        <w:pStyle w:val="Normal"/>
+        <w:rPr>
+          <w:lang w:val="en-GB"/>
+        </w:rPr>
+      </w:pPr>
+      <w:r>
+        <w:rPr>
+          <w:lang w:val="en-GB"/>
+        </w:rPr>
+        <w:t xml:space="preserve">                    </w:t>
+      </w:r>
+      <w:r>
+        <w:rPr>
+          <w:lang w:val="en-GB"/>
+        </w:rPr>
+        <w:t>UserStory.java</w:t>
+      </w:r>
+    </w:p>
+    <w:p>
+      <w:pPr>
+        <w:pStyle w:val="Normal"/>
+        <w:rPr>
+          <w:lang w:val="en-GB"/>
+        </w:rPr>
+      </w:pPr>
+      <w:r>
+        <w:rPr>
+          <w:lang w:val="en-GB"/>
+        </w:rPr>
+        <w:t xml:space="preserve">                </w:t>
+      </w:r>
+      <w:r>
+        <w:rPr>
+          <w:lang w:val="en-GB"/>
+        </w:rPr>
+        <w:t>parser/                  #NLP parsing components</w:t>
+      </w:r>
+    </w:p>
+    <w:p>
+      <w:pPr>
+        <w:pStyle w:val="Normal"/>
+        <w:rPr>
+          <w:lang w:val="en-GB"/>
+        </w:rPr>
+      </w:pPr>
+      <w:r>
+        <w:rPr>
+          <w:lang w:val="en-GB"/>
+        </w:rPr>
+        <w:t xml:space="preserve">                    </w:t>
+      </w:r>
+      <w:r>
+        <w:rPr>
+          <w:lang w:val="en-GB"/>
+        </w:rPr>
+        <w:t>StoryParserOpenNLP.java</w:t>
+      </w:r>
+    </w:p>
+    <w:p>
+      <w:pPr>
+        <w:pStyle w:val="Normal"/>
+        <w:rPr>
+          <w:lang w:val="en-GB"/>
+        </w:rPr>
+      </w:pPr>
+      <w:r>
+        <w:rPr>
+          <w:lang w:val="en-GB"/>
+        </w:rPr>
+        <w:t xml:space="preserve">                </w:t>
+      </w:r>
+      <w:r>
+        <w:rPr>
+          <w:lang w:val="en-GB"/>
+        </w:rPr>
+        <w:t>export/                  #Output handling</w:t>
+      </w:r>
+    </w:p>
+    <w:p>
+      <w:pPr>
+        <w:pStyle w:val="Normal"/>
+        <w:rPr>
+          <w:lang w:val="en-GB"/>
+        </w:rPr>
+      </w:pPr>
+      <w:r>
+        <w:rPr>
+          <w:lang w:val="en-GB"/>
+        </w:rPr>
+        <w:t xml:space="preserve">                    </w:t>
+      </w:r>
+      <w:r>
+        <w:rPr>
+          <w:lang w:val="en-GB"/>
+        </w:rPr>
+        <w:t>JsonExporter.java</w:t>
+      </w:r>
+    </w:p>
+    <w:p>
+      <w:pPr>
+        <w:pStyle w:val="Normal"/>
+        <w:rPr>
+          <w:lang w:val="en-GB"/>
+        </w:rPr>
+      </w:pPr>
+      <w:r>
+        <w:rPr>
+          <w:lang w:val="en-GB"/>
+        </w:rPr>
+        <w:t xml:space="preserve">                    </w:t>
+      </w:r>
+      <w:r>
+        <w:rPr>
+          <w:lang w:val="en-GB"/>
+        </w:rPr>
+        <w:t>QualityReportExporter.java</w:t>
+      </w:r>
+    </w:p>
+    <w:p>
+      <w:pPr>
+        <w:pStyle w:val="Normal"/>
+        <w:rPr>
+          <w:lang w:val="en-GB"/>
+        </w:rPr>
+      </w:pPr>
+      <w:r>
+        <w:rPr>
+          <w:lang w:val="en-GB"/>
+        </w:rPr>
+        <w:t xml:space="preserve">                </w:t>
+      </w:r>
+      <w:r>
+        <w:rPr>
+          <w:lang w:val="en-GB"/>
+        </w:rPr>
+        <w:t>gui/                     #User interface</w:t>
+      </w:r>
+    </w:p>
+    <w:p>
+      <w:pPr>
+        <w:pStyle w:val="Normal"/>
+        <w:rPr>
+          <w:lang w:val="en-GB"/>
+        </w:rPr>
+      </w:pPr>
+      <w:r>
+        <w:rPr>
+          <w:lang w:val="en-GB"/>
+        </w:rPr>
+        <w:t xml:space="preserve">                    </w:t>
+      </w:r>
+      <w:r>
+        <w:rPr>
+          <w:lang w:val="en-GB"/>
+        </w:rPr>
+        <w:t>UserStoryViewerApp.java</w:t>
+      </w:r>
+    </w:p>
+    <w:p>
+      <w:pPr>
+        <w:pStyle w:val="Normal"/>
+        <w:rPr>
+          <w:lang w:val="en-GB"/>
+        </w:rPr>
+      </w:pPr>
+      <w:r>
+        <w:rPr>
+          <w:lang w:val="en-GB"/>
+        </w:rPr>
+        <w:t xml:space="preserve">        </w:t>
+      </w:r>
+      <w:r>
+        <w:rPr>
+          <w:lang w:val="en-GB"/>
+        </w:rPr>
+        <w:t xml:space="preserve">resources/ </w:t>
+      </w:r>
+    </w:p>
+    <w:p>
+      <w:pPr>
+        <w:pStyle w:val="Normal"/>
+        <w:rPr>
+          <w:lang w:val="en-GB"/>
+        </w:rPr>
+      </w:pPr>
+      <w:r>
+        <w:rPr>
+          <w:lang w:val="en-GB"/>
+        </w:rPr>
+        <w:t xml:space="preserve">    </w:t>
+      </w:r>
+      <w:r>
+        <w:rPr>
+          <w:lang w:val="en-GB"/>
+        </w:rPr>
+        <w:t>test/                                #JUnit tests</w:t>
+      </w:r>
+    </w:p>
+    <w:p>
+      <w:pPr>
+        <w:pStyle w:val="Normal"/>
+        <w:rPr>
+          <w:lang w:val="en-GB"/>
+        </w:rPr>
+      </w:pPr>
+      <w:r>
+        <w:rPr>
+          <w:lang w:val="en-GB"/>
+        </w:rPr>
+        <w:t xml:space="preserve">        </w:t>
+      </w:r>
+      <w:r>
+        <w:rPr>
+          <w:lang w:val="en-GB"/>
+        </w:rPr>
+        <w:t>java/</w:t>
+      </w:r>
+    </w:p>
+    <w:p>
+      <w:pPr>
+        <w:pStyle w:val="Normal"/>
+        <w:rPr>
+          <w:lang w:val="en-GB"/>
+        </w:rPr>
+      </w:pPr>
+      <w:r>
+        <w:rPr>
+          <w:lang w:val="en-GB"/>
+        </w:rPr>
+        <w:t xml:space="preserve">            </w:t>
+      </w:r>
+      <w:r>
+        <w:rPr>
+          <w:lang w:val="en-GB"/>
+        </w:rPr>
+        <w:t>JsonExporterTest.java</w:t>
+      </w:r>
+    </w:p>
+    <w:p>
+      <w:pPr>
+        <w:pStyle w:val="Normal"/>
+        <w:rPr>
+          <w:lang w:val="en-GB"/>
+        </w:rPr>
+      </w:pPr>
+      <w:r>
+        <w:rPr>
+          <w:lang w:val="en-GB"/>
+        </w:rPr>
+        <w:t xml:space="preserve">            </w:t>
+      </w:r>
+      <w:r>
+        <w:rPr>
+          <w:lang w:val="en-GB"/>
+        </w:rPr>
+        <w:t>QualityAnalyzerTest.java</w:t>
+      </w:r>
+    </w:p>
+    <w:p>
+      <w:pPr>
+        <w:pStyle w:val="Normal"/>
+        <w:rPr>
+          <w:lang w:val="en-GB"/>
+        </w:rPr>
+      </w:pPr>
+      <w:r>
+        <w:rPr>
+          <w:lang w:val="en-GB"/>
+        </w:rPr>
+        <w:t xml:space="preserve">            </w:t>
+      </w:r>
+      <w:r>
+        <w:rPr>
+          <w:lang w:val="en-GB"/>
+        </w:rPr>
+        <w:t>StoryParserOpenNLPTest.java</w:t>
+      </w:r>
+    </w:p>
+    <w:p>
+      <w:pPr>
+        <w:pStyle w:val="Normal"/>
+        <w:rPr>
+          <w:lang w:val="en-GB"/>
+        </w:rPr>
+      </w:pPr>
+      <w:r>
+        <w:rPr>
+          <w:lang w:val="en-GB"/>
+        </w:rPr>
+      </w:r>
+    </w:p>
+    <w:p>
+      <w:pPr>
+        <w:pStyle w:val="Normal"/>
+        <w:rPr>
+          <w:lang w:val="en-GB"/>
+        </w:rPr>
+      </w:pPr>
+      <w:r>
+        <w:rPr>
+          <w:lang w:val="en-GB"/>
+        </w:rPr>
+      </w:r>
+    </w:p>
+    <w:p>
+      <w:pPr>
+        <w:pStyle w:val="Normal"/>
+        <w:rPr>
+          <w:b/>
+          <w:b/>
+          <w:bCs/>
+          <w:lang w:val="en-GB"/>
+        </w:rPr>
+      </w:pPr>
+      <w:r>
+        <w:rPr>
+          <w:b/>
+          <w:bCs/>
+          <w:lang w:val="en-GB"/>
+        </w:rPr>
+        <w:t>2.2 Core Classes</w:t>
+      </w:r>
+    </w:p>
+    <w:p>
+      <w:pPr>
+        <w:pStyle w:val="Normal"/>
+        <w:rPr>
+          <w:b/>
           <w:b/>
           <w:bCs/>
           <w:lang w:val="en-GB"/>
@@ -1086,6 +1515,7 @@
     </w:p>
     <w:p>
       <w:pPr>
+        <w:pStyle w:val="Normal"/>
         <w:rPr>
           <w:lang w:val="en-GB"/>
         </w:rPr>
@@ -1099,6 +1529,7 @@
     </w:p>
     <w:p>
       <w:pPr>
+        <w:pStyle w:val="Normal"/>
         <w:rPr>
           <w:lang w:val="en-GB"/>
         </w:rPr>
@@ -1112,6 +1543,7 @@
     </w:p>
     <w:p>
       <w:pPr>
+        <w:pStyle w:val="Normal"/>
         <w:rPr>
           <w:lang w:val="en-GB"/>
         </w:rPr>
@@ -1125,6 +1557,7 @@
     </w:p>
     <w:p>
       <w:pPr>
+        <w:pStyle w:val="Normal"/>
         <w:rPr>
           <w:lang w:val="en-GB"/>
         </w:rPr>
@@ -1138,6 +1571,7 @@
     </w:p>
     <w:p>
       <w:pPr>
+        <w:pStyle w:val="Normal"/>
         <w:rPr>
           <w:lang w:val="en-GB"/>
         </w:rPr>
@@ -1151,45 +1585,65 @@
     </w:p>
     <w:p>
       <w:pPr>
-        <w:rPr>
-          <w:lang w:val="en-GB"/>
-        </w:rPr>
-      </w:pPr>
-    </w:p>
-    <w:p>
-      <w:pPr>
-        <w:rPr>
-          <w:lang w:val="en-GB"/>
-        </w:rPr>
-      </w:pPr>
-    </w:p>
-    <w:p>
-      <w:pPr>
-        <w:rPr>
-          <w:lang w:val="en-GB"/>
-        </w:rPr>
-      </w:pPr>
-    </w:p>
-    <w:p>
-      <w:pPr>
-        <w:rPr>
-          <w:b/>
-          <w:bCs/>
-          <w:lang w:val="en-GB"/>
-        </w:rPr>
-      </w:pPr>
-      <w:r>
-        <w:rPr>
-          <w:b/>
-          <w:bCs/>
-          <w:lang w:val="en-GB"/>
-        </w:rPr>
-        <w:lastRenderedPageBreak/>
+        <w:pStyle w:val="Normal"/>
+        <w:rPr>
+          <w:lang w:val="en-GB"/>
+        </w:rPr>
+      </w:pPr>
+      <w:r>
+        <w:rPr>
+          <w:lang w:val="en-GB"/>
+        </w:rPr>
+      </w:r>
+    </w:p>
+    <w:p>
+      <w:pPr>
+        <w:pStyle w:val="Normal"/>
+        <w:rPr>
+          <w:lang w:val="en-GB"/>
+        </w:rPr>
+      </w:pPr>
+      <w:r>
+        <w:rPr>
+          <w:lang w:val="en-GB"/>
+        </w:rPr>
+      </w:r>
+    </w:p>
+    <w:p>
+      <w:pPr>
+        <w:pStyle w:val="Normal"/>
+        <w:rPr>
+          <w:lang w:val="en-GB"/>
+        </w:rPr>
+      </w:pPr>
+      <w:r>
+        <w:rPr>
+          <w:lang w:val="en-GB"/>
+        </w:rPr>
+      </w:r>
+    </w:p>
+    <w:p>
+      <w:pPr>
+        <w:pStyle w:val="Normal"/>
+        <w:rPr>
+          <w:b/>
+          <w:b/>
+          <w:bCs/>
+          <w:lang w:val="en-GB"/>
+        </w:rPr>
+      </w:pPr>
+      <w:r>
+        <w:rPr>
+          <w:b/>
+          <w:bCs/>
+          <w:lang w:val="en-GB"/>
+        </w:rPr>
         <w:t xml:space="preserve">2. Parser:  </w:t>
       </w:r>
     </w:p>
     <w:p>
       <w:pPr>
+        <w:pStyle w:val="Normal"/>
         <w:rPr>
           <w:lang w:val="en-GB"/>
         </w:rPr>
@@ -1203,6 +1657,7 @@
     </w:p>
     <w:p>
       <w:pPr>
+        <w:pStyle w:val="Normal"/>
         <w:rPr>
           <w:lang w:val="en-GB"/>
         </w:rPr>
@@ -1223,6 +1678,7 @@
     </w:p>
     <w:p>
       <w:pPr>
+        <w:pStyle w:val="Normal"/>
         <w:rPr>
           <w:lang w:val="en-GB"/>
         </w:rPr>
@@ -1243,6 +1699,7 @@
     </w:p>
     <w:p>
       <w:pPr>
+        <w:pStyle w:val="Normal"/>
         <w:rPr>
           <w:lang w:val="en-GB"/>
         </w:rPr>
@@ -1263,6 +1720,7 @@
     </w:p>
     <w:p>
       <w:pPr>
+        <w:pStyle w:val="Normal"/>
         <w:rPr>
           <w:lang w:val="en-GB"/>
         </w:rPr>
@@ -1283,14 +1741,22 @@
     </w:p>
     <w:p>
       <w:pPr>
-        <w:rPr>
-          <w:lang w:val="en-GB"/>
-        </w:rPr>
-      </w:pPr>
-    </w:p>
-    <w:p>
-      <w:pPr>
-        <w:rPr>
+        <w:pStyle w:val="Normal"/>
+        <w:rPr>
+          <w:lang w:val="en-GB"/>
+        </w:rPr>
+      </w:pPr>
+      <w:r>
+        <w:rPr>
+          <w:lang w:val="en-GB"/>
+        </w:rPr>
+      </w:r>
+    </w:p>
+    <w:p>
+      <w:pPr>
+        <w:pStyle w:val="Normal"/>
+        <w:rPr>
+          <w:b/>
           <w:b/>
           <w:bCs/>
           <w:lang w:val="en-GB"/>
@@ -1307,6 +1773,7 @@
     </w:p>
     <w:p>
       <w:pPr>
+        <w:pStyle w:val="Normal"/>
         <w:rPr>
           <w:lang w:val="en-GB"/>
         </w:rPr>
@@ -1320,6 +1787,7 @@
     </w:p>
     <w:p>
       <w:pPr>
+        <w:pStyle w:val="Normal"/>
         <w:rPr>
           <w:lang w:val="en-GB"/>
         </w:rPr>
@@ -1333,6 +1801,7 @@
     </w:p>
     <w:p>
       <w:pPr>
+        <w:pStyle w:val="Normal"/>
         <w:rPr>
           <w:lang w:val="en-GB"/>
         </w:rPr>
@@ -1346,6 +1815,7 @@
     </w:p>
     <w:p>
       <w:pPr>
+        <w:pStyle w:val="Normal"/>
         <w:rPr>
           <w:lang w:val="en-GB"/>
         </w:rPr>
@@ -1359,14 +1829,22 @@
     </w:p>
     <w:p>
       <w:pPr>
-        <w:rPr>
-          <w:lang w:val="en-GB"/>
-        </w:rPr>
-      </w:pPr>
-    </w:p>
-    <w:p>
-      <w:pPr>
-        <w:rPr>
+        <w:pStyle w:val="Normal"/>
+        <w:rPr>
+          <w:lang w:val="en-GB"/>
+        </w:rPr>
+      </w:pPr>
+      <w:r>
+        <w:rPr>
+          <w:lang w:val="en-GB"/>
+        </w:rPr>
+      </w:r>
+    </w:p>
+    <w:p>
+      <w:pPr>
+        <w:pStyle w:val="Normal"/>
+        <w:rPr>
+          <w:b/>
           <w:b/>
           <w:bCs/>
           <w:lang w:val="en-GB"/>
@@ -1383,6 +1861,7 @@
     </w:p>
     <w:p>
       <w:pPr>
+        <w:pStyle w:val="Normal"/>
         <w:rPr>
           <w:lang w:val="en-GB"/>
         </w:rPr>
@@ -1396,6 +1875,7 @@
     </w:p>
     <w:p>
       <w:pPr>
+        <w:pStyle w:val="Normal"/>
         <w:rPr>
           <w:lang w:val="en-GB"/>
         </w:rPr>
@@ -1416,6 +1896,7 @@
     </w:p>
     <w:p>
       <w:pPr>
+        <w:pStyle w:val="Normal"/>
         <w:rPr>
           <w:lang w:val="en-GB"/>
         </w:rPr>
@@ -1436,6 +1917,7 @@
     </w:p>
     <w:p>
       <w:pPr>
+        <w:pStyle w:val="Normal"/>
         <w:rPr>
           <w:lang w:val="en-GB"/>
         </w:rPr>
@@ -1456,14 +1938,22 @@
     </w:p>
     <w:p>
       <w:pPr>
-        <w:rPr>
-          <w:lang w:val="en-GB"/>
-        </w:rPr>
-      </w:pPr>
-    </w:p>
-    <w:p>
-      <w:pPr>
-        <w:rPr>
+        <w:pStyle w:val="Normal"/>
+        <w:rPr>
+          <w:lang w:val="en-GB"/>
+        </w:rPr>
+      </w:pPr>
+      <w:r>
+        <w:rPr>
+          <w:lang w:val="en-GB"/>
+        </w:rPr>
+      </w:r>
+    </w:p>
+    <w:p>
+      <w:pPr>
+        <w:pStyle w:val="Normal"/>
+        <w:rPr>
+          <w:b/>
           <w:b/>
           <w:bCs/>
           <w:lang w:val="en-GB"/>
@@ -1480,6 +1970,7 @@
     </w:p>
     <w:p>
       <w:pPr>
+        <w:pStyle w:val="Normal"/>
         <w:rPr>
           <w:lang w:val="en-GB"/>
         </w:rPr>
@@ -1493,6 +1984,7 @@
     </w:p>
     <w:p>
       <w:pPr>
+        <w:pStyle w:val="Normal"/>
         <w:rPr>
           <w:lang w:val="en-GB"/>
         </w:rPr>
@@ -1506,56 +1998,76 @@
     </w:p>
     <w:p>
       <w:pPr>
-        <w:rPr>
-          <w:lang w:val="en-GB"/>
-        </w:rPr>
-      </w:pPr>
-    </w:p>
-    <w:p>
-      <w:pPr>
-        <w:rPr>
-          <w:b/>
-          <w:bCs/>
-          <w:lang w:val="en-GB"/>
-        </w:rPr>
-      </w:pPr>
-    </w:p>
-    <w:p>
-      <w:pPr>
-        <w:rPr>
-          <w:b/>
-          <w:bCs/>
-          <w:lang w:val="en-GB"/>
-        </w:rPr>
-      </w:pPr>
-      <w:r>
-        <w:rPr>
-          <w:b/>
-          <w:bCs/>
-          <w:lang w:val="en-GB"/>
-        </w:rPr>
-        <w:t xml:space="preserve">3. Functional Implementation  </w:t>
-      </w:r>
-    </w:p>
-    <w:p>
-      <w:pPr>
-        <w:rPr>
-          <w:b/>
-          <w:bCs/>
-          <w:lang w:val="en-GB"/>
-        </w:rPr>
-      </w:pPr>
-      <w:r>
-        <w:rPr>
-          <w:b/>
-          <w:bCs/>
-          <w:lang w:val="en-GB"/>
-        </w:rPr>
-        <w:t xml:space="preserve">3.1 Current Features  </w:t>
-      </w:r>
-    </w:p>
-    <w:p>
-      <w:pPr>
+        <w:pStyle w:val="Normal"/>
+        <w:rPr>
+          <w:lang w:val="en-GB"/>
+        </w:rPr>
+      </w:pPr>
+      <w:r>
+        <w:rPr>
+          <w:lang w:val="en-GB"/>
+        </w:rPr>
+      </w:r>
+    </w:p>
+    <w:p>
+      <w:pPr>
+        <w:pStyle w:val="Normal"/>
+        <w:rPr>
+          <w:b/>
+          <w:b/>
+          <w:bCs/>
+          <w:lang w:val="en-GB"/>
+        </w:rPr>
+      </w:pPr>
+      <w:r>
+        <w:rPr>
+          <w:b/>
+          <w:bCs/>
+          <w:lang w:val="en-GB"/>
+        </w:rPr>
+      </w:r>
+    </w:p>
+    <w:p>
+      <w:pPr>
+        <w:pStyle w:val="Normal"/>
+        <w:rPr>
+          <w:b/>
+          <w:b/>
+          <w:bCs/>
+          <w:lang w:val="en-GB"/>
+        </w:rPr>
+      </w:pPr>
+      <w:r>
+        <w:rPr>
+          <w:b/>
+          <w:bCs/>
+          <w:lang w:val="en-GB"/>
+        </w:rPr>
+        <w:t>3. Functional Implementation</w:t>
+      </w:r>
+    </w:p>
+    <w:p>
+      <w:pPr>
+        <w:pStyle w:val="Normal"/>
+        <w:rPr>
+          <w:b/>
+          <w:b/>
+          <w:bCs/>
+          <w:lang w:val="en-GB"/>
+        </w:rPr>
+      </w:pPr>
+      <w:r>
+        <w:rPr>
+          <w:b/>
+          <w:bCs/>
+          <w:lang w:val="en-GB"/>
+        </w:rPr>
+        <w:t>3.1 Current Features</w:t>
+      </w:r>
+    </w:p>
+    <w:p>
+      <w:pPr>
+        <w:pStyle w:val="Normal"/>
         <w:rPr>
           <w:lang w:val="en-GB"/>
         </w:rPr>
@@ -1569,6 +2081,7 @@
     </w:p>
     <w:p>
       <w:pPr>
+        <w:pStyle w:val="Normal"/>
         <w:rPr>
           <w:lang w:val="en-GB"/>
         </w:rPr>
@@ -1582,6 +2095,7 @@
     </w:p>
     <w:p>
       <w:pPr>
+        <w:pStyle w:val="Normal"/>
         <w:rPr>
           <w:lang w:val="en-GB"/>
         </w:rPr>
@@ -1602,6 +2116,7 @@
     </w:p>
     <w:p>
       <w:pPr>
+        <w:pStyle w:val="Normal"/>
         <w:rPr>
           <w:lang w:val="en-GB"/>
         </w:rPr>
@@ -1615,6 +2130,7 @@
     </w:p>
     <w:p>
       <w:pPr>
+        <w:pStyle w:val="Normal"/>
         <w:rPr>
           <w:lang w:val="en-GB"/>
         </w:rPr>
@@ -1628,6 +2144,7 @@
     </w:p>
     <w:p>
       <w:pPr>
+        <w:pStyle w:val="Normal"/>
         <w:rPr>
           <w:lang w:val="en-GB"/>
         </w:rPr>
@@ -1648,13 +2165,20 @@
     </w:p>
     <w:p>
       <w:pPr>
-        <w:rPr>
-          <w:lang w:val="en-GB"/>
-        </w:rPr>
-      </w:pPr>
-    </w:p>
-    <w:p>
-      <w:pPr>
+        <w:pStyle w:val="Normal"/>
+        <w:rPr>
+          <w:lang w:val="en-GB"/>
+        </w:rPr>
+      </w:pPr>
+      <w:r>
+        <w:rPr>
+          <w:lang w:val="en-GB"/>
+        </w:rPr>
+      </w:r>
+    </w:p>
+    <w:p>
+      <w:pPr>
+        <w:pStyle w:val="Normal"/>
         <w:rPr>
           <w:lang w:val="en-GB"/>
         </w:rPr>
@@ -1668,6 +2192,7 @@
     </w:p>
     <w:p>
       <w:pPr>
+        <w:pStyle w:val="Normal"/>
         <w:rPr>
           <w:lang w:val="en-GB"/>
         </w:rPr>
@@ -1681,6 +2206,7 @@
     </w:p>
     <w:p>
       <w:pPr>
+        <w:pStyle w:val="Normal"/>
         <w:rPr>
           <w:lang w:val="en-GB"/>
         </w:rPr>
@@ -1694,6 +2220,7 @@
     </w:p>
     <w:p>
       <w:pPr>
+        <w:pStyle w:val="Normal"/>
         <w:rPr>
           <w:lang w:val="en-GB"/>
         </w:rPr>
@@ -1714,6 +2241,7 @@
     </w:p>
     <w:p>
       <w:pPr>
+        <w:pStyle w:val="Normal"/>
         <w:rPr>
           <w:lang w:val="en-GB"/>
         </w:rPr>
@@ -1734,6 +2262,7 @@
     </w:p>
     <w:p>
       <w:pPr>
+        <w:pStyle w:val="Normal"/>
         <w:rPr>
           <w:lang w:val="en-GB"/>
         </w:rPr>
@@ -1747,6 +2276,7 @@
     </w:p>
     <w:p>
       <w:pPr>
+        <w:pStyle w:val="Normal"/>
         <w:rPr>
           <w:lang w:val="en-GB"/>
         </w:rPr>
@@ -1767,6 +2297,7 @@
     </w:p>
     <w:p>
       <w:pPr>
+        <w:pStyle w:val="Normal"/>
         <w:rPr>
           <w:lang w:val="en-GB"/>
         </w:rPr>
@@ -1787,13 +2318,20 @@
     </w:p>
     <w:p>
       <w:pPr>
-        <w:rPr>
-          <w:lang w:val="en-GB"/>
-        </w:rPr>
-      </w:pPr>
-    </w:p>
-    <w:p>
-      <w:pPr>
+        <w:pStyle w:val="Normal"/>
+        <w:rPr>
+          <w:lang w:val="en-GB"/>
+        </w:rPr>
+      </w:pPr>
+      <w:r>
+        <w:rPr>
+          <w:lang w:val="en-GB"/>
+        </w:rPr>
+      </w:r>
+    </w:p>
+    <w:p>
+      <w:pPr>
+        <w:pStyle w:val="Normal"/>
         <w:rPr>
           <w:lang w:val="en-GB"/>
         </w:rPr>
@@ -1807,6 +2345,7 @@
     </w:p>
     <w:p>
       <w:pPr>
+        <w:pStyle w:val="Normal"/>
         <w:rPr>
           <w:lang w:val="en-GB"/>
         </w:rPr>
@@ -1820,6 +2359,7 @@
     </w:p>
     <w:p>
       <w:pPr>
+        <w:pStyle w:val="Normal"/>
         <w:rPr>
           <w:lang w:val="en-GB"/>
         </w:rPr>
@@ -1833,6 +2373,7 @@
     </w:p>
     <w:p>
       <w:pPr>
+        <w:pStyle w:val="Normal"/>
         <w:rPr>
           <w:lang w:val="en-GB"/>
         </w:rPr>
@@ -1846,6 +2387,7 @@
     </w:p>
     <w:p>
       <w:pPr>
+        <w:pStyle w:val="Normal"/>
         <w:rPr>
           <w:lang w:val="en-GB"/>
         </w:rPr>
@@ -1859,13 +2401,20 @@
     </w:p>
     <w:p>
       <w:pPr>
-        <w:rPr>
-          <w:lang w:val="en-GB"/>
-        </w:rPr>
-      </w:pPr>
-    </w:p>
-    <w:p>
-      <w:pPr>
+        <w:pStyle w:val="Normal"/>
+        <w:rPr>
+          <w:lang w:val="en-GB"/>
+        </w:rPr>
+      </w:pPr>
+      <w:r>
+        <w:rPr>
+          <w:lang w:val="en-GB"/>
+        </w:rPr>
+      </w:r>
+    </w:p>
+    <w:p>
+      <w:pPr>
+        <w:pStyle w:val="Normal"/>
         <w:rPr>
           <w:lang w:val="en-GB"/>
         </w:rPr>
@@ -1879,6 +2428,7 @@
     </w:p>
     <w:p>
       <w:pPr>
+        <w:pStyle w:val="Normal"/>
         <w:rPr>
           <w:lang w:val="en-GB"/>
         </w:rPr>
@@ -1892,6 +2442,7 @@
     </w:p>
     <w:p>
       <w:pPr>
+        <w:pStyle w:val="Normal"/>
         <w:rPr>
           <w:lang w:val="en-GB"/>
         </w:rPr>
@@ -1905,222 +2456,334 @@
     </w:p>
     <w:p>
       <w:pPr>
-        <w:rPr>
-          <w:lang w:val="en-GB"/>
-        </w:rPr>
-      </w:pPr>
-    </w:p>
-    <w:p>
-      <w:pPr>
-        <w:rPr>
-          <w:lang w:val="en-GB"/>
-        </w:rPr>
-      </w:pPr>
-      <w:r>
-        <w:rPr>
-          <w:lang w:val="en-GB"/>
-        </w:rPr>
-        <w:lastRenderedPageBreak/>
+        <w:pStyle w:val="Normal"/>
+        <w:rPr>
+          <w:lang w:val="en-GB"/>
+        </w:rPr>
+      </w:pPr>
+      <w:r>
+        <w:rPr>
+          <w:lang w:val="en-GB"/>
+        </w:rPr>
+      </w:r>
+    </w:p>
+    <w:p>
+      <w:pPr>
+        <w:pStyle w:val="Normal"/>
+        <w:rPr>
+          <w:lang w:val="en-GB"/>
+        </w:rPr>
+      </w:pPr>
+      <w:r>
+        <w:rPr>
+          <w:lang w:val="en-GB"/>
+        </w:rPr>
         <w:t>{</w:t>
       </w:r>
     </w:p>
     <w:p>
       <w:pPr>
-        <w:rPr>
-          <w:lang w:val="en-GB"/>
-        </w:rPr>
-      </w:pPr>
-      <w:r>
-        <w:rPr>
-          <w:lang w:val="en-GB"/>
-        </w:rPr>
-        <w:t xml:space="preserve">  "PID": "#U01#",</w:t>
-      </w:r>
-    </w:p>
-    <w:p>
-      <w:pPr>
-        <w:rPr>
-          <w:lang w:val="en-GB"/>
-        </w:rPr>
-      </w:pPr>
-      <w:r>
-        <w:rPr>
-          <w:lang w:val="en-GB"/>
-        </w:rPr>
-        <w:t xml:space="preserve">  "Text": "As a Student, I want to search for courses so that I can find suitable ones.",</w:t>
-      </w:r>
-    </w:p>
-    <w:p>
-      <w:pPr>
-        <w:rPr>
-          <w:lang w:val="en-GB"/>
-        </w:rPr>
-      </w:pPr>
-      <w:r>
-        <w:rPr>
-          <w:lang w:val="en-GB"/>
-        </w:rPr>
-        <w:t xml:space="preserve">  "Persona": ["Student"],</w:t>
-      </w:r>
-    </w:p>
-    <w:p>
-      <w:pPr>
-        <w:rPr>
-          <w:lang w:val="en-GB"/>
-        </w:rPr>
-      </w:pPr>
-      <w:r>
-        <w:rPr>
-          <w:lang w:val="en-GB"/>
-        </w:rPr>
-        <w:t xml:space="preserve">  "Action": {</w:t>
-      </w:r>
-    </w:p>
-    <w:p>
-      <w:pPr>
-        <w:rPr>
-          <w:lang w:val="en-GB"/>
-        </w:rPr>
-      </w:pPr>
-      <w:r>
-        <w:rPr>
-          <w:lang w:val="en-GB"/>
-        </w:rPr>
-        <w:t xml:space="preserve">    "Goal": ["search"],</w:t>
-      </w:r>
-    </w:p>
-    <w:p>
-      <w:pPr>
-        <w:rPr>
-          <w:lang w:val="en-GB"/>
-        </w:rPr>
-      </w:pPr>
-      <w:r>
-        <w:rPr>
-          <w:lang w:val="en-GB"/>
-        </w:rPr>
-        <w:t xml:space="preserve">    "Benefit": ["find"]</w:t>
-      </w:r>
-    </w:p>
-    <w:p>
-      <w:pPr>
-        <w:rPr>
-          <w:lang w:val="en-GB"/>
-        </w:rPr>
-      </w:pPr>
-      <w:r>
-        <w:rPr>
-          <w:lang w:val="en-GB"/>
-        </w:rPr>
-        <w:t xml:space="preserve">  },</w:t>
-      </w:r>
-    </w:p>
-    <w:p>
-      <w:pPr>
-        <w:rPr>
-          <w:lang w:val="en-GB"/>
-        </w:rPr>
-      </w:pPr>
-      <w:r>
-        <w:rPr>
-          <w:lang w:val="en-GB"/>
-        </w:rPr>
-        <w:t xml:space="preserve">  "Entity": {</w:t>
-      </w:r>
-    </w:p>
-    <w:p>
-      <w:pPr>
-        <w:rPr>
-          <w:lang w:val="en-GB"/>
-        </w:rPr>
-      </w:pPr>
-      <w:r>
-        <w:rPr>
-          <w:lang w:val="en-GB"/>
-        </w:rPr>
-        <w:t xml:space="preserve">    "Goal": ["courses"],</w:t>
-      </w:r>
-    </w:p>
-    <w:p>
-      <w:pPr>
-        <w:rPr>
-          <w:lang w:val="en-GB"/>
-        </w:rPr>
-      </w:pPr>
-      <w:r>
-        <w:rPr>
-          <w:lang w:val="en-GB"/>
-        </w:rPr>
-        <w:t xml:space="preserve">    "Benefit": ["suitable ones"]</w:t>
-      </w:r>
-    </w:p>
-    <w:p>
-      <w:pPr>
-        <w:rPr>
-          <w:lang w:val="en-GB"/>
-        </w:rPr>
-      </w:pPr>
-      <w:r>
-        <w:rPr>
-          <w:lang w:val="en-GB"/>
-        </w:rPr>
-        <w:t xml:space="preserve">  },</w:t>
-      </w:r>
-    </w:p>
-    <w:p>
-      <w:pPr>
-        <w:rPr>
-          <w:lang w:val="en-GB"/>
-        </w:rPr>
-      </w:pPr>
-      <w:r>
-        <w:rPr>
-          <w:lang w:val="en-GB"/>
-        </w:rPr>
-        <w:t xml:space="preserve">  "Benefit": "find suitable ones.",</w:t>
-      </w:r>
-    </w:p>
-    <w:p>
-      <w:pPr>
-        <w:rPr>
-          <w:lang w:val="en-GB"/>
-        </w:rPr>
-      </w:pPr>
-      <w:r>
-        <w:rPr>
-          <w:lang w:val="en-GB"/>
-        </w:rPr>
-        <w:t xml:space="preserve">  "Triggers": [["Student", "search"]],</w:t>
-      </w:r>
-    </w:p>
-    <w:p>
-      <w:pPr>
-        <w:rPr>
-          <w:lang w:val="en-GB"/>
-        </w:rPr>
-      </w:pPr>
-      <w:r>
-        <w:rPr>
-          <w:lang w:val="en-GB"/>
-        </w:rPr>
-        <w:t xml:space="preserve">  "Targets": [["search", "courses"], ["find", "suitable ones"]],</w:t>
-      </w:r>
-    </w:p>
-    <w:p>
-      <w:pPr>
-        <w:rPr>
-          <w:lang w:val="en-GB"/>
-        </w:rPr>
-      </w:pPr>
-      <w:r>
-        <w:rPr>
-          <w:lang w:val="en-GB"/>
-        </w:rPr>
-        <w:t xml:space="preserve">  "Contains": [["courses", "suitable ones"]]</w:t>
-      </w:r>
-    </w:p>
-    <w:p>
-      <w:pPr>
+        <w:pStyle w:val="Normal"/>
+        <w:rPr>
+          <w:lang w:val="en-GB"/>
+        </w:rPr>
+      </w:pPr>
+      <w:r>
+        <w:rPr>
+          <w:lang w:val="en-GB"/>
+        </w:rPr>
+        <w:t xml:space="preserve">  </w:t>
+      </w:r>
+      <w:r>
+        <w:rPr>
+          <w:lang w:val="en-GB"/>
+        </w:rPr>
+        <w:t>"PID": "#U01#",</w:t>
+      </w:r>
+    </w:p>
+    <w:p>
+      <w:pPr>
+        <w:pStyle w:val="Normal"/>
+        <w:rPr>
+          <w:lang w:val="en-GB"/>
+        </w:rPr>
+      </w:pPr>
+      <w:r>
+        <w:rPr>
+          <w:lang w:val="en-GB"/>
+        </w:rPr>
+        <w:t xml:space="preserve">  </w:t>
+      </w:r>
+      <w:r>
+        <w:rPr>
+          <w:lang w:val="en-GB"/>
+        </w:rPr>
+        <w:t>"Text": "As a Student, I want to search for courses so that I can find suitable ones.",</w:t>
+      </w:r>
+    </w:p>
+    <w:p>
+      <w:pPr>
+        <w:pStyle w:val="Normal"/>
+        <w:rPr>
+          <w:lang w:val="en-GB"/>
+        </w:rPr>
+      </w:pPr>
+      <w:r>
+        <w:rPr>
+          <w:lang w:val="en-GB"/>
+        </w:rPr>
+        <w:t xml:space="preserve">  </w:t>
+      </w:r>
+      <w:r>
+        <w:rPr>
+          <w:lang w:val="en-GB"/>
+        </w:rPr>
+        <w:t>"Persona": ["Student"],</w:t>
+      </w:r>
+    </w:p>
+    <w:p>
+      <w:pPr>
+        <w:pStyle w:val="Normal"/>
+        <w:rPr>
+          <w:lang w:val="en-GB"/>
+        </w:rPr>
+      </w:pPr>
+      <w:r>
+        <w:rPr>
+          <w:lang w:val="en-GB"/>
+        </w:rPr>
+        <w:t xml:space="preserve">  </w:t>
+      </w:r>
+      <w:r>
+        <w:rPr>
+          <w:lang w:val="en-GB"/>
+        </w:rPr>
+        <w:t>"Action": {</w:t>
+      </w:r>
+    </w:p>
+    <w:p>
+      <w:pPr>
+        <w:pStyle w:val="Normal"/>
+        <w:rPr>
+          <w:lang w:val="en-GB"/>
+        </w:rPr>
+      </w:pPr>
+      <w:r>
+        <w:rPr>
+          <w:lang w:val="en-GB"/>
+        </w:rPr>
+        <w:t xml:space="preserve">    </w:t>
+      </w:r>
+      <w:r>
+        <w:rPr>
+          <w:lang w:val="en-GB"/>
+        </w:rPr>
+        <w:t>"Goal": ["search"],</w:t>
+      </w:r>
+    </w:p>
+    <w:p>
+      <w:pPr>
+        <w:pStyle w:val="Normal"/>
+        <w:rPr>
+          <w:lang w:val="en-GB"/>
+        </w:rPr>
+      </w:pPr>
+      <w:r>
+        <w:rPr>
+          <w:lang w:val="en-GB"/>
+        </w:rPr>
+        <w:t xml:space="preserve">    </w:t>
+      </w:r>
+      <w:r>
+        <w:rPr>
+          <w:lang w:val="en-GB"/>
+        </w:rPr>
+        <w:t>"Benefit": ["find"]</w:t>
+      </w:r>
+    </w:p>
+    <w:p>
+      <w:pPr>
+        <w:pStyle w:val="Normal"/>
+        <w:rPr>
+          <w:lang w:val="en-GB"/>
+        </w:rPr>
+      </w:pPr>
+      <w:r>
+        <w:rPr>
+          <w:lang w:val="en-GB"/>
+        </w:rPr>
+        <w:t xml:space="preserve">  </w:t>
+      </w:r>
+      <w:r>
+        <w:rPr>
+          <w:lang w:val="en-GB"/>
+        </w:rPr>
+        <w:t>},</w:t>
+      </w:r>
+    </w:p>
+    <w:p>
+      <w:pPr>
+        <w:pStyle w:val="Normal"/>
+        <w:rPr>
+          <w:lang w:val="en-GB"/>
+        </w:rPr>
+      </w:pPr>
+      <w:r>
+        <w:rPr>
+          <w:lang w:val="en-GB"/>
+        </w:rPr>
+        <w:t xml:space="preserve">  </w:t>
+      </w:r>
+      <w:r>
+        <w:rPr>
+          <w:lang w:val="en-GB"/>
+        </w:rPr>
+        <w:t>"Entity": {</w:t>
+      </w:r>
+    </w:p>
+    <w:p>
+      <w:pPr>
+        <w:pStyle w:val="Normal"/>
+        <w:rPr>
+          <w:lang w:val="en-GB"/>
+        </w:rPr>
+      </w:pPr>
+      <w:r>
+        <w:rPr>
+          <w:lang w:val="en-GB"/>
+        </w:rPr>
+        <w:t xml:space="preserve">    </w:t>
+      </w:r>
+      <w:r>
+        <w:rPr>
+          <w:lang w:val="en-GB"/>
+        </w:rPr>
+        <w:t>"Goal": ["courses"],</w:t>
+      </w:r>
+    </w:p>
+    <w:p>
+      <w:pPr>
+        <w:pStyle w:val="Normal"/>
+        <w:rPr>
+          <w:lang w:val="en-GB"/>
+        </w:rPr>
+      </w:pPr>
+      <w:r>
+        <w:rPr>
+          <w:lang w:val="en-GB"/>
+        </w:rPr>
+        <w:t xml:space="preserve">    </w:t>
+      </w:r>
+      <w:r>
+        <w:rPr>
+          <w:lang w:val="en-GB"/>
+        </w:rPr>
+        <w:t>"Benefit": ["suitable ones"]</w:t>
+      </w:r>
+    </w:p>
+    <w:p>
+      <w:pPr>
+        <w:pStyle w:val="Normal"/>
+        <w:rPr>
+          <w:lang w:val="en-GB"/>
+        </w:rPr>
+      </w:pPr>
+      <w:r>
+        <w:rPr>
+          <w:lang w:val="en-GB"/>
+        </w:rPr>
+        <w:t xml:space="preserve">  </w:t>
+      </w:r>
+      <w:r>
+        <w:rPr>
+          <w:lang w:val="en-GB"/>
+        </w:rPr>
+        <w:t>},</w:t>
+      </w:r>
+    </w:p>
+    <w:p>
+      <w:pPr>
+        <w:pStyle w:val="Normal"/>
+        <w:rPr>
+          <w:lang w:val="en-GB"/>
+        </w:rPr>
+      </w:pPr>
+      <w:r>
+        <w:rPr>
+          <w:lang w:val="en-GB"/>
+        </w:rPr>
+        <w:t xml:space="preserve">  </w:t>
+      </w:r>
+      <w:r>
+        <w:rPr>
+          <w:lang w:val="en-GB"/>
+        </w:rPr>
+        <w:t>"Benefit": "find suitable ones.",</w:t>
+      </w:r>
+    </w:p>
+    <w:p>
+      <w:pPr>
+        <w:pStyle w:val="Normal"/>
+        <w:rPr>
+          <w:lang w:val="en-GB"/>
+        </w:rPr>
+      </w:pPr>
+      <w:r>
+        <w:rPr>
+          <w:lang w:val="en-GB"/>
+        </w:rPr>
+        <w:t xml:space="preserve">  </w:t>
+      </w:r>
+      <w:r>
+        <w:rPr>
+          <w:lang w:val="en-GB"/>
+        </w:rPr>
+        <w:t>"Triggers": [["Student", "search"]],</w:t>
+      </w:r>
+    </w:p>
+    <w:p>
+      <w:pPr>
+        <w:pStyle w:val="Normal"/>
+        <w:rPr>
+          <w:lang w:val="en-GB"/>
+        </w:rPr>
+      </w:pPr>
+      <w:r>
+        <w:rPr>
+          <w:lang w:val="en-GB"/>
+        </w:rPr>
+        <w:t xml:space="preserve">  </w:t>
+      </w:r>
+      <w:r>
+        <w:rPr>
+          <w:lang w:val="en-GB"/>
+        </w:rPr>
+        <w:t>"Targets": [["search", "courses"], ["find", "suitable ones"]],</w:t>
+      </w:r>
+    </w:p>
+    <w:p>
+      <w:pPr>
+        <w:pStyle w:val="Normal"/>
+        <w:rPr>
+          <w:lang w:val="en-GB"/>
+        </w:rPr>
+      </w:pPr>
+      <w:r>
+        <w:rPr>
+          <w:lang w:val="en-GB"/>
+        </w:rPr>
+        <w:t xml:space="preserve">  </w:t>
+      </w:r>
+      <w:r>
+        <w:rPr>
+          <w:lang w:val="en-GB"/>
+        </w:rPr>
+        <w:t>"Contains": [["courses", "suitable ones"]]</w:t>
+      </w:r>
+    </w:p>
+    <w:p>
+      <w:pPr>
+        <w:pStyle w:val="Normal"/>
         <w:rPr>
           <w:lang w:val="en-GB"/>
         </w:rPr>
@@ -2134,41 +2797,56 @@
     </w:p>
     <w:p>
       <w:pPr>
-        <w:rPr>
-          <w:lang w:val="en-GB"/>
-        </w:rPr>
-      </w:pPr>
-    </w:p>
-    <w:p>
-      <w:pPr>
-        <w:rPr>
-          <w:lang w:val="en-GB"/>
-        </w:rPr>
-      </w:pPr>
-      <w:r>
-        <w:rPr>
-          <w:b/>
-          <w:bCs/>
-          <w:lang w:val="en-GB"/>
-        </w:rPr>
-        <w:t xml:space="preserve">3.2 Quality Analysis Features  </w:t>
-      </w:r>
-    </w:p>
-    <w:p>
-      <w:pPr>
-        <w:rPr>
-          <w:lang w:val="en-GB"/>
-        </w:rPr>
-      </w:pPr>
-      <w:r>
-        <w:rPr>
-          <w:lang w:val="en-GB"/>
-        </w:rPr>
-        <w:t xml:space="preserve"> Input Processing  </w:t>
-      </w:r>
-    </w:p>
-    <w:p>
-      <w:pPr>
+        <w:pStyle w:val="Normal"/>
+        <w:rPr>
+          <w:lang w:val="en-GB"/>
+        </w:rPr>
+      </w:pPr>
+      <w:r>
+        <w:rPr>
+          <w:lang w:val="en-GB"/>
+        </w:rPr>
+      </w:r>
+    </w:p>
+    <w:p>
+      <w:pPr>
+        <w:pStyle w:val="Normal"/>
+        <w:rPr>
+          <w:lang w:val="en-GB"/>
+        </w:rPr>
+      </w:pPr>
+      <w:r>
+        <w:rPr>
+          <w:b/>
+          <w:bCs/>
+          <w:lang w:val="en-GB"/>
+        </w:rPr>
+        <w:t>3.2 Quality Analysis Features</w:t>
+      </w:r>
+    </w:p>
+    <w:p>
+      <w:pPr>
+        <w:pStyle w:val="Normal"/>
+        <w:rPr>
+          <w:lang w:val="en-GB"/>
+        </w:rPr>
+      </w:pPr>
+      <w:r>
+        <w:rPr>
+          <w:lang w:val="en-GB"/>
+        </w:rPr>
+        <w:t xml:space="preserve"> </w:t>
+      </w:r>
+      <w:r>
+        <w:rPr>
+          <w:lang w:val="en-GB"/>
+        </w:rPr>
+        <w:t xml:space="preserve">Input Processing  </w:t>
+      </w:r>
+    </w:p>
+    <w:p>
+      <w:pPr>
+        <w:pStyle w:val="Normal"/>
         <w:rPr>
           <w:lang w:val="en-GB"/>
         </w:rPr>
@@ -2182,6 +2860,7 @@
     </w:p>
     <w:p>
       <w:pPr>
+        <w:pStyle w:val="Normal"/>
         <w:rPr>
           <w:lang w:val="en-GB"/>
         </w:rPr>
@@ -2195,13 +2874,20 @@
     </w:p>
     <w:p>
       <w:pPr>
-        <w:rPr>
-          <w:lang w:val="en-GB"/>
-        </w:rPr>
-      </w:pPr>
-    </w:p>
-    <w:p>
-      <w:pPr>
+        <w:pStyle w:val="Normal"/>
+        <w:rPr>
+          <w:lang w:val="en-GB"/>
+        </w:rPr>
+      </w:pPr>
+      <w:r>
+        <w:rPr>
+          <w:lang w:val="en-GB"/>
+        </w:rPr>
+      </w:r>
+    </w:p>
+    <w:p>
+      <w:pPr>
+        <w:pStyle w:val="Normal"/>
         <w:rPr>
           <w:lang w:val="en-GB"/>
         </w:rPr>
@@ -2215,6 +2901,7 @@
     </w:p>
     <w:p>
       <w:pPr>
+        <w:pStyle w:val="Normal"/>
         <w:rPr>
           <w:lang w:val="en-GB"/>
         </w:rPr>
@@ -2228,6 +2915,7 @@
     </w:p>
     <w:p>
       <w:pPr>
+        <w:pStyle w:val="Normal"/>
         <w:rPr>
           <w:lang w:val="en-GB"/>
         </w:rPr>
@@ -2241,13 +2929,20 @@
     </w:p>
     <w:p>
       <w:pPr>
-        <w:rPr>
-          <w:lang w:val="en-GB"/>
-        </w:rPr>
-      </w:pPr>
-    </w:p>
-    <w:p>
-      <w:pPr>
+        <w:pStyle w:val="Normal"/>
+        <w:rPr>
+          <w:lang w:val="en-GB"/>
+        </w:rPr>
+      </w:pPr>
+      <w:r>
+        <w:rPr>
+          <w:lang w:val="en-GB"/>
+        </w:rPr>
+      </w:r>
+    </w:p>
+    <w:p>
+      <w:pPr>
+        <w:pStyle w:val="Normal"/>
         <w:rPr>
           <w:lang w:val="en-GB"/>
         </w:rPr>
@@ -2261,6 +2956,7 @@
     </w:p>
     <w:p>
       <w:pPr>
+        <w:pStyle w:val="Normal"/>
         <w:rPr>
           <w:lang w:val="en-GB"/>
         </w:rPr>
@@ -2274,13 +2970,20 @@
     </w:p>
     <w:p>
       <w:pPr>
-        <w:rPr>
-          <w:lang w:val="en-GB"/>
-        </w:rPr>
-      </w:pPr>
-    </w:p>
-    <w:p>
-      <w:pPr>
+        <w:pStyle w:val="Normal"/>
+        <w:rPr>
+          <w:lang w:val="en-GB"/>
+        </w:rPr>
+      </w:pPr>
+      <w:r>
+        <w:rPr>
+          <w:lang w:val="en-GB"/>
+        </w:rPr>
+      </w:r>
+    </w:p>
+    <w:p>
+      <w:pPr>
+        <w:pStyle w:val="Normal"/>
         <w:rPr>
           <w:lang w:val="en-GB"/>
         </w:rPr>
@@ -2294,6 +2997,7 @@
     </w:p>
     <w:p>
       <w:pPr>
+        <w:pStyle w:val="Normal"/>
         <w:rPr>
           <w:lang w:val="en-GB"/>
         </w:rPr>
@@ -2307,13 +3011,20 @@
     </w:p>
     <w:p>
       <w:pPr>
-        <w:rPr>
-          <w:lang w:val="en-GB"/>
-        </w:rPr>
-      </w:pPr>
-    </w:p>
-    <w:p>
-      <w:pPr>
+        <w:pStyle w:val="Normal"/>
+        <w:rPr>
+          <w:lang w:val="en-GB"/>
+        </w:rPr>
+      </w:pPr>
+      <w:r>
+        <w:rPr>
+          <w:lang w:val="en-GB"/>
+        </w:rPr>
+      </w:r>
+    </w:p>
+    <w:p>
+      <w:pPr>
+        <w:pStyle w:val="Normal"/>
         <w:rPr>
           <w:lang w:val="en-GB"/>
         </w:rPr>
@@ -2327,6 +3038,7 @@
     </w:p>
     <w:p>
       <w:pPr>
+        <w:pStyle w:val="Normal"/>
         <w:rPr>
           <w:lang w:val="en-GB"/>
         </w:rPr>
@@ -2340,13 +3052,20 @@
     </w:p>
     <w:p>
       <w:pPr>
-        <w:rPr>
-          <w:lang w:val="en-GB"/>
-        </w:rPr>
-      </w:pPr>
-    </w:p>
-    <w:p>
-      <w:pPr>
+        <w:pStyle w:val="Normal"/>
+        <w:rPr>
+          <w:lang w:val="en-GB"/>
+        </w:rPr>
+      </w:pPr>
+      <w:r>
+        <w:rPr>
+          <w:lang w:val="en-GB"/>
+        </w:rPr>
+      </w:r>
+    </w:p>
+    <w:p>
+      <w:pPr>
+        <w:pStyle w:val="Normal"/>
         <w:rPr>
           <w:lang w:val="en-GB"/>
         </w:rPr>
@@ -2360,6 +3079,7 @@
     </w:p>
     <w:p>
       <w:pPr>
+        <w:pStyle w:val="Normal"/>
         <w:rPr>
           <w:lang w:val="en-GB"/>
         </w:rPr>
@@ -2373,13 +3093,143 @@
     </w:p>
     <w:p>
       <w:pPr>
-        <w:rPr>
-          <w:lang w:val="en-GB"/>
-        </w:rPr>
-      </w:pPr>
-    </w:p>
-    <w:p>
-      <w:pPr>
+        <w:pStyle w:val="Normal"/>
+        <w:rPr>
+          <w:lang w:val="en-GB"/>
+        </w:rPr>
+      </w:pPr>
+      <w:r>
+        <w:rPr>
+          <w:lang w:val="en-GB"/>
+        </w:rPr>
+      </w:r>
+    </w:p>
+    <w:p>
+      <w:pPr>
+        <w:pStyle w:val="Normal"/>
+        <w:rPr>
+          <w:lang w:val="en-GB"/>
+        </w:rPr>
+      </w:pPr>
+      <w:r>
+        <w:rPr>
+          <w:lang w:val="en-GB"/>
+        </w:rPr>
+        <w:t>Redundanzfreiheit (Non-Redundancy)</w:t>
+      </w:r>
+    </w:p>
+    <w:p>
+      <w:pPr>
+        <w:pStyle w:val="Normal"/>
+        <w:rPr>
+          <w:lang w:val="en-GB"/>
+        </w:rPr>
+      </w:pPr>
+      <w:r>
+        <w:rPr>
+          <w:lang w:val="en-GB"/>
+        </w:rPr>
+        <w:t>Detects redundant stories by comparing actions and entities</w:t>
+      </w:r>
+    </w:p>
+    <w:p>
+      <w:pPr>
+        <w:pStyle w:val="Normal"/>
+        <w:rPr>
+          <w:lang w:val="en-GB"/>
+        </w:rPr>
+      </w:pPr>
+      <w:r>
+        <w:rPr>
+          <w:lang w:val="en-GB"/>
+        </w:rPr>
+      </w:r>
+    </w:p>
+    <w:p>
+      <w:pPr>
+        <w:pStyle w:val="Normal"/>
+        <w:rPr>
+          <w:lang w:val="en-GB"/>
+        </w:rPr>
+      </w:pPr>
+      <w:r>
+        <w:rPr>
+          <w:lang w:val="en-GB"/>
+        </w:rPr>
+        <w:t>Unabhängigkeit (Independence)</w:t>
+      </w:r>
+    </w:p>
+    <w:p>
+      <w:pPr>
+        <w:pStyle w:val="Normal"/>
+        <w:rPr>
+          <w:lang w:val="en-GB"/>
+        </w:rPr>
+      </w:pPr>
+      <w:r>
+        <w:rPr>
+          <w:lang w:val="en-GB"/>
+        </w:rPr>
+        <w:t xml:space="preserve">Identifies stories that unnecessarily depend on each other </w:t>
+      </w:r>
+    </w:p>
+    <w:p>
+      <w:pPr>
+        <w:pStyle w:val="Normal"/>
+        <w:rPr>
+          <w:lang w:val="en-GB"/>
+        </w:rPr>
+      </w:pPr>
+      <w:r>
+        <w:rPr>
+          <w:lang w:val="en-GB"/>
+        </w:rPr>
+      </w:r>
+    </w:p>
+    <w:p>
+      <w:pPr>
+        <w:pStyle w:val="Normal"/>
+        <w:rPr>
+          <w:lang w:val="en-GB"/>
+        </w:rPr>
+      </w:pPr>
+      <w:r>
+        <w:rPr>
+          <w:lang w:val="en-GB"/>
+        </w:rPr>
+        <w:t>Konfliktfreiheit (Conflict-Freedom)</w:t>
+      </w:r>
+    </w:p>
+    <w:p>
+      <w:pPr>
+        <w:pStyle w:val="Normal"/>
+        <w:rPr>
+          <w:lang w:val="en-GB"/>
+        </w:rPr>
+      </w:pPr>
+      <w:r>
+        <w:rPr>
+          <w:lang w:val="en-GB"/>
+        </w:rPr>
+        <w:t>Detects conflicting requirements like contradictory permissions.</w:t>
+      </w:r>
+    </w:p>
+    <w:p>
+      <w:pPr>
+        <w:pStyle w:val="Normal"/>
+        <w:rPr>
+          <w:lang w:val="en-GB"/>
+        </w:rPr>
+      </w:pPr>
+      <w:r>
+        <w:rPr>
+          <w:lang w:val="en-GB"/>
+        </w:rPr>
+      </w:r>
+    </w:p>
+    <w:p>
+      <w:pPr>
+        <w:pStyle w:val="Normal"/>
         <w:rPr>
           <w:lang w:val="en-GB"/>
         </w:rPr>
@@ -2393,6 +3243,7 @@
     </w:p>
     <w:p>
       <w:pPr>
+        <w:pStyle w:val="Normal"/>
         <w:rPr>
           <w:lang w:val="en-GB"/>
         </w:rPr>
@@ -2406,6 +3257,7 @@
     </w:p>
     <w:p>
       <w:pPr>
+        <w:pStyle w:val="Normal"/>
         <w:rPr>
           <w:lang w:val="en-GB"/>
         </w:rPr>
@@ -2426,6 +3278,7 @@
     </w:p>
     <w:p>
       <w:pPr>
+        <w:pStyle w:val="Normal"/>
         <w:rPr>
           <w:lang w:val="en-GB"/>
         </w:rPr>
@@ -2446,6 +3299,7 @@
     </w:p>
     <w:p>
       <w:pPr>
+        <w:pStyle w:val="Normal"/>
         <w:rPr>
           <w:lang w:val="en-GB"/>
         </w:rPr>
@@ -2466,6 +3320,7 @@
     </w:p>
     <w:p>
       <w:pPr>
+        <w:pStyle w:val="Normal"/>
         <w:rPr>
           <w:lang w:val="en-GB"/>
         </w:rPr>
@@ -2479,13 +3334,20 @@
     </w:p>
     <w:p>
       <w:pPr>
-        <w:rPr>
-          <w:lang w:val="en-GB"/>
-        </w:rPr>
-      </w:pPr>
-    </w:p>
-    <w:p>
-      <w:pPr>
+        <w:pStyle w:val="Normal"/>
+        <w:rPr>
+          <w:lang w:val="en-GB"/>
+        </w:rPr>
+      </w:pPr>
+      <w:r>
+        <w:rPr>
+          <w:lang w:val="en-GB"/>
+        </w:rPr>
+      </w:r>
+    </w:p>
+    <w:p>
+      <w:pPr>
+        <w:pStyle w:val="Normal"/>
         <w:rPr>
           <w:lang w:val="en-GB"/>
         </w:rPr>
@@ -2499,18 +3361,11 @@
     </w:p>
     <w:p>
       <w:pPr>
-        <w:rPr>
-          <w:lang w:val="en-GB"/>
-        </w:rPr>
-      </w:pPr>
-      <w:r>
-        <w:rPr>
-          <w:lang w:val="en-GB"/>
-        </w:rPr>
-        <w:t xml:space="preserve">  "Stories": ["As a User, I want..."],</w:t>
-      </w:r>
-    </w:p>
-    <w:p>
+        <w:pStyle w:val="Normal"/>
+        <w:rPr>
+          <w:lang w:val="en-GB"/>
+        </w:rPr>
+      </w:pPr>
       <w:r>
         <w:rPr>
           <w:lang w:val="en-GB"/>
@@ -2518,35 +3373,82 @@
         <w:t xml:space="preserve">  </w:t>
       </w:r>
       <w:r>
+        <w:rPr>
+          <w:lang w:val="en-GB"/>
+        </w:rPr>
+        <w:t>"Stories": ["As a User, I want..."],</w:t>
+      </w:r>
+    </w:p>
+    <w:p>
+      <w:pPr>
+        <w:pStyle w:val="Normal"/>
+        <w:rPr/>
+      </w:pPr>
+      <w:r>
+        <w:rPr>
+          <w:lang w:val="en-GB"/>
+        </w:rPr>
+        <w:t xml:space="preserve">  </w:t>
+      </w:r>
+      <w:r>
+        <w:rPr/>
         <w:t>"nicht_analysierbar": [],</w:t>
       </w:r>
     </w:p>
     <w:p>
-      <w:r>
-        <w:t xml:space="preserve">  "Wohlgeformtheit": {</w:t>
-      </w:r>
-    </w:p>
-    <w:p>
-      <w:r>
-        <w:t xml:space="preserve">    "AnzahlVonProblemen": 1,</w:t>
-      </w:r>
-    </w:p>
-    <w:p>
-      <w:r>
-        <w:t xml:space="preserve">    "AnzahlVonProblemlosen": 4,</w:t>
-      </w:r>
-    </w:p>
-    <w:p>
-      <w:pPr>
-        <w:rPr>
-          <w:lang w:val="en-GB"/>
-        </w:rPr>
-      </w:pPr>
-      <w:r>
-        <w:lastRenderedPageBreak/>
+      <w:pPr>
+        <w:pStyle w:val="Normal"/>
+        <w:rPr/>
+      </w:pPr>
+      <w:r>
+        <w:rPr/>
+        <w:t xml:space="preserve">  </w:t>
+      </w:r>
+      <w:r>
+        <w:rPr/>
+        <w:t>"Wohlgeformtheit": {</w:t>
+      </w:r>
+    </w:p>
+    <w:p>
+      <w:pPr>
+        <w:pStyle w:val="Normal"/>
+        <w:rPr/>
+      </w:pPr>
+      <w:r>
+        <w:rPr/>
         <w:t xml:space="preserve">    </w:t>
       </w:r>
       <w:r>
+        <w:rPr/>
+        <w:t>"AnzahlVonProblemen": 1,</w:t>
+      </w:r>
+    </w:p>
+    <w:p>
+      <w:pPr>
+        <w:pStyle w:val="Normal"/>
+        <w:rPr/>
+      </w:pPr>
+      <w:r>
+        <w:rPr/>
+        <w:t xml:space="preserve">    </w:t>
+      </w:r>
+      <w:r>
+        <w:rPr/>
+        <w:t>"AnzahlVonProblemlosen": 4,</w:t>
+      </w:r>
+    </w:p>
+    <w:p>
+      <w:pPr>
+        <w:pStyle w:val="Normal"/>
+        <w:rPr>
+          <w:lang w:val="en-GB"/>
+        </w:rPr>
+      </w:pPr>
+      <w:r>
+        <w:rPr/>
+        <w:t xml:space="preserve">    </w:t>
+      </w:r>
+      <w:r>
         <w:rPr>
           <w:lang w:val="en-GB"/>
         </w:rPr>
@@ -2555,101 +3457,77 @@
     </w:p>
     <w:p>
       <w:pPr>
-        <w:rPr>
-          <w:lang w:val="en-GB"/>
-        </w:rPr>
-      </w:pPr>
-      <w:r>
-        <w:rPr>
-          <w:lang w:val="en-GB"/>
-        </w:rPr>
-        <w:t xml:space="preserve">      {</w:t>
-      </w:r>
-    </w:p>
-    <w:p>
-      <w:pPr>
-        <w:rPr>
-          <w:lang w:val="en-GB"/>
-        </w:rPr>
-      </w:pPr>
-      <w:r>
-        <w:rPr>
-          <w:lang w:val="en-GB"/>
-        </w:rPr>
-        <w:t xml:space="preserve">        "Story": "As a User...",</w:t>
-      </w:r>
-    </w:p>
-    <w:p>
-      <w:pPr>
-        <w:rPr>
-          <w:lang w:val="en-GB"/>
-        </w:rPr>
-      </w:pPr>
-      <w:r>
-        <w:rPr>
-          <w:lang w:val="en-GB"/>
-        </w:rPr>
-        <w:t xml:space="preserve">        "Problem": "Missing required annotations"</w:t>
-      </w:r>
-    </w:p>
-    <w:p>
-      <w:pPr>
-        <w:rPr>
-          <w:lang w:val="en-GB"/>
-        </w:rPr>
-      </w:pPr>
-      <w:r>
-        <w:rPr>
-          <w:lang w:val="en-GB"/>
-        </w:rPr>
-        <w:t xml:space="preserve">      }</w:t>
-      </w:r>
-    </w:p>
-    <w:p>
-      <w:pPr>
-        <w:rPr>
-          <w:lang w:val="en-GB"/>
-        </w:rPr>
-      </w:pPr>
-      <w:r>
-        <w:rPr>
-          <w:lang w:val="en-GB"/>
-        </w:rPr>
-        <w:t xml:space="preserve">    ]</w:t>
-      </w:r>
-    </w:p>
-    <w:p>
-      <w:pPr>
-        <w:rPr>
-          <w:lang w:val="en-GB"/>
-        </w:rPr>
-      </w:pPr>
-      <w:r>
-        <w:rPr>
-          <w:lang w:val="en-GB"/>
-        </w:rPr>
-        <w:t xml:space="preserve">  },</w:t>
-      </w:r>
-    </w:p>
-    <w:p>
-      <w:pPr>
-        <w:rPr>
-          <w:lang w:val="en-GB"/>
-        </w:rPr>
-      </w:pPr>
-      <w:r>
-        <w:rPr>
-          <w:lang w:val="en-GB"/>
-        </w:rPr>
-        <w:t xml:space="preserve">  // ... other criteria ...</w:t>
-      </w:r>
-    </w:p>
-    <w:p>
-      <w:pPr>
-        <w:rPr>
-          <w:lang w:val="en-GB"/>
-        </w:rPr>
-      </w:pPr>
+        <w:pStyle w:val="Normal"/>
+        <w:rPr>
+          <w:lang w:val="en-GB"/>
+        </w:rPr>
+      </w:pPr>
+      <w:r>
+        <w:rPr>
+          <w:lang w:val="en-GB"/>
+        </w:rPr>
+        <w:t xml:space="preserve">      </w:t>
+      </w:r>
+      <w:r>
+        <w:rPr>
+          <w:lang w:val="en-GB"/>
+        </w:rPr>
+        <w:t>{</w:t>
+      </w:r>
+    </w:p>
+    <w:p>
+      <w:pPr>
+        <w:pStyle w:val="Normal"/>
+        <w:rPr>
+          <w:lang w:val="en-GB"/>
+        </w:rPr>
+      </w:pPr>
+      <w:r>
+        <w:rPr>
+          <w:lang w:val="en-GB"/>
+        </w:rPr>
+        <w:t xml:space="preserve">        </w:t>
+      </w:r>
+      <w:r>
+        <w:rPr>
+          <w:lang w:val="en-GB"/>
+        </w:rPr>
+        <w:t>"Story": "As a User...",</w:t>
+      </w:r>
+    </w:p>
+    <w:p>
+      <w:pPr>
+        <w:pStyle w:val="Normal"/>
+        <w:rPr>
+          <w:lang w:val="en-GB"/>
+        </w:rPr>
+      </w:pPr>
+      <w:r>
+        <w:rPr>
+          <w:lang w:val="en-GB"/>
+        </w:rPr>
+        <w:t xml:space="preserve">        </w:t>
+      </w:r>
+      <w:r>
+        <w:rPr>
+          <w:lang w:val="en-GB"/>
+        </w:rPr>
+        <w:t>"Problem": "Missing required annotations"</w:t>
+      </w:r>
+    </w:p>
+    <w:p>
+      <w:pPr>
+        <w:pStyle w:val="Normal"/>
+        <w:rPr>
+          <w:lang w:val="en-GB"/>
+        </w:rPr>
+      </w:pPr>
+      <w:r>
+        <w:rPr>
+          <w:lang w:val="en-GB"/>
+        </w:rPr>
+        <w:t xml:space="preserve">      </w:t>
+      </w:r>
       <w:r>
         <w:rPr>
           <w:lang w:val="en-GB"/>
@@ -2659,30 +3537,113 @@
     </w:p>
     <w:p>
       <w:pPr>
-        <w:rPr>
-          <w:lang w:val="en-GB"/>
-        </w:rPr>
-      </w:pPr>
-    </w:p>
-    <w:p>
-      <w:pPr>
-        <w:rPr>
-          <w:b/>
-          <w:bCs/>
-          <w:lang w:val="en-GB"/>
-        </w:rPr>
-      </w:pPr>
-      <w:r>
-        <w:rPr>
-          <w:b/>
-          <w:bCs/>
-          <w:lang w:val="en-GB"/>
-        </w:rPr>
-        <w:t xml:space="preserve">3.3 GUI Features  </w:t>
-      </w:r>
-    </w:p>
-    <w:p>
-      <w:pPr>
+        <w:pStyle w:val="Normal"/>
+        <w:rPr>
+          <w:lang w:val="en-GB"/>
+        </w:rPr>
+      </w:pPr>
+      <w:r>
+        <w:rPr>
+          <w:lang w:val="en-GB"/>
+        </w:rPr>
+        <w:t xml:space="preserve">    </w:t>
+      </w:r>
+      <w:r>
+        <w:rPr>
+          <w:lang w:val="en-GB"/>
+        </w:rPr>
+        <w:t>]</w:t>
+      </w:r>
+    </w:p>
+    <w:p>
+      <w:pPr>
+        <w:pStyle w:val="Normal"/>
+        <w:rPr>
+          <w:lang w:val="en-GB"/>
+        </w:rPr>
+      </w:pPr>
+      <w:r>
+        <w:rPr>
+          <w:lang w:val="en-GB"/>
+        </w:rPr>
+        <w:t xml:space="preserve">  </w:t>
+      </w:r>
+      <w:r>
+        <w:rPr>
+          <w:lang w:val="en-GB"/>
+        </w:rPr>
+        <w:t>},</w:t>
+      </w:r>
+    </w:p>
+    <w:p>
+      <w:pPr>
+        <w:pStyle w:val="Normal"/>
+        <w:rPr>
+          <w:lang w:val="en-GB"/>
+        </w:rPr>
+      </w:pPr>
+      <w:r>
+        <w:rPr>
+          <w:lang w:val="en-GB"/>
+        </w:rPr>
+        <w:t xml:space="preserve">  </w:t>
+      </w:r>
+      <w:r>
+        <w:rPr>
+          <w:lang w:val="en-GB"/>
+        </w:rPr>
+        <w:t>// ... other criteria ...</w:t>
+      </w:r>
+    </w:p>
+    <w:p>
+      <w:pPr>
+        <w:pStyle w:val="Normal"/>
+        <w:rPr>
+          <w:lang w:val="en-GB"/>
+        </w:rPr>
+      </w:pPr>
+      <w:r>
+        <w:rPr>
+          <w:lang w:val="en-GB"/>
+        </w:rPr>
+        <w:t>}</w:t>
+      </w:r>
+    </w:p>
+    <w:p>
+      <w:pPr>
+        <w:pStyle w:val="Normal"/>
+        <w:rPr>
+          <w:lang w:val="en-GB"/>
+        </w:rPr>
+      </w:pPr>
+      <w:r>
+        <w:rPr>
+          <w:lang w:val="en-GB"/>
+        </w:rPr>
+      </w:r>
+    </w:p>
+    <w:p>
+      <w:pPr>
+        <w:pStyle w:val="Normal"/>
+        <w:rPr>
+          <w:b/>
+          <w:b/>
+          <w:bCs/>
+          <w:lang w:val="en-GB"/>
+        </w:rPr>
+      </w:pPr>
+      <w:r>
+        <w:rPr>
+          <w:b/>
+          <w:bCs/>
+          <w:lang w:val="en-GB"/>
+        </w:rPr>
+        <w:t>3.3 GUI Features</w:t>
+      </w:r>
+    </w:p>
+    <w:p>
+      <w:pPr>
+        <w:pStyle w:val="Normal"/>
         <w:rPr>
           <w:lang w:val="en-GB"/>
         </w:rPr>
@@ -2696,6 +3657,7 @@
     </w:p>
     <w:p>
       <w:pPr>
+        <w:pStyle w:val="Normal"/>
         <w:rPr>
           <w:lang w:val="en-GB"/>
         </w:rPr>
@@ -2709,6 +3671,7 @@
     </w:p>
     <w:p>
       <w:pPr>
+        <w:pStyle w:val="Normal"/>
         <w:rPr>
           <w:lang w:val="en-GB"/>
         </w:rPr>
@@ -2722,6 +3685,7 @@
     </w:p>
     <w:p>
       <w:pPr>
+        <w:pStyle w:val="Normal"/>
         <w:rPr>
           <w:lang w:val="en-GB"/>
         </w:rPr>
@@ -2735,54 +3699,71 @@
     </w:p>
     <w:p>
       <w:pPr>
-        <w:rPr>
-          <w:lang w:val="en-GB"/>
-        </w:rPr>
-      </w:pPr>
-    </w:p>
-    <w:p>
-      <w:pPr>
-        <w:rPr>
-          <w:lang w:val="en-GB"/>
-        </w:rPr>
-      </w:pPr>
-    </w:p>
-    <w:p>
-      <w:pPr>
-        <w:rPr>
-          <w:b/>
-          <w:bCs/>
-          <w:lang w:val="en-GB"/>
-        </w:rPr>
-      </w:pPr>
-      <w:r>
-        <w:rPr>
-          <w:b/>
-          <w:bCs/>
-          <w:lang w:val="en-GB"/>
-        </w:rPr>
-        <w:t xml:space="preserve">4. Development Progress  </w:t>
-      </w:r>
-    </w:p>
-    <w:p>
-      <w:pPr>
-        <w:rPr>
-          <w:b/>
-          <w:bCs/>
-          <w:lang w:val="en-GB"/>
-        </w:rPr>
-      </w:pPr>
-      <w:r>
-        <w:rPr>
-          <w:b/>
-          <w:bCs/>
-          <w:lang w:val="en-GB"/>
-        </w:rPr>
-        <w:t xml:space="preserve">4.1 Completed Milestones  </w:t>
-      </w:r>
-    </w:p>
-    <w:p>
-      <w:pPr>
+        <w:pStyle w:val="Normal"/>
+        <w:rPr>
+          <w:lang w:val="en-GB"/>
+        </w:rPr>
+      </w:pPr>
+      <w:r>
+        <w:rPr>
+          <w:lang w:val="en-GB"/>
+        </w:rPr>
+      </w:r>
+    </w:p>
+    <w:p>
+      <w:pPr>
+        <w:pStyle w:val="Normal"/>
+        <w:rPr>
+          <w:lang w:val="en-GB"/>
+        </w:rPr>
+      </w:pPr>
+      <w:r>
+        <w:rPr>
+          <w:lang w:val="en-GB"/>
+        </w:rPr>
+      </w:r>
+    </w:p>
+    <w:p>
+      <w:pPr>
+        <w:pStyle w:val="Normal"/>
+        <w:rPr>
+          <w:b/>
+          <w:b/>
+          <w:bCs/>
+          <w:lang w:val="en-GB"/>
+        </w:rPr>
+      </w:pPr>
+      <w:r>
+        <w:rPr>
+          <w:b/>
+          <w:bCs/>
+          <w:lang w:val="en-GB"/>
+        </w:rPr>
+        <w:t>4. Development Progress</w:t>
+      </w:r>
+    </w:p>
+    <w:p>
+      <w:pPr>
+        <w:pStyle w:val="Normal"/>
+        <w:rPr>
+          <w:b/>
+          <w:b/>
+          <w:bCs/>
+          <w:lang w:val="en-GB"/>
+        </w:rPr>
+      </w:pPr>
+      <w:r>
+        <w:rPr>
+          <w:b/>
+          <w:bCs/>
+          <w:lang w:val="en-GB"/>
+        </w:rPr>
+        <w:t>4.1 Completed Milestones</w:t>
+      </w:r>
+    </w:p>
+    <w:p>
+      <w:pPr>
+        <w:pStyle w:val="Normal"/>
         <w:rPr>
           <w:lang w:val="en-GB"/>
         </w:rPr>
@@ -2796,6 +3777,7 @@
     </w:p>
     <w:p>
       <w:pPr>
+        <w:pStyle w:val="Normal"/>
         <w:rPr>
           <w:lang w:val="en-GB"/>
         </w:rPr>
@@ -2809,6 +3791,7 @@
     </w:p>
     <w:p>
       <w:pPr>
+        <w:pStyle w:val="Normal"/>
         <w:rPr>
           <w:lang w:val="en-GB"/>
         </w:rPr>
@@ -2822,6 +3805,7 @@
     </w:p>
     <w:p>
       <w:pPr>
+        <w:pStyle w:val="Normal"/>
         <w:rPr>
           <w:lang w:val="en-GB"/>
         </w:rPr>
@@ -2835,38 +3819,887 @@
     </w:p>
     <w:p>
       <w:pPr>
-        <w:rPr>
-          <w:lang w:val="en-GB"/>
-        </w:rPr>
-      </w:pPr>
-    </w:p>
-    <w:p>
-      <w:pPr>
-        <w:rPr>
-          <w:lang w:val="en-GB"/>
-        </w:rPr>
-      </w:pPr>
-    </w:p>
-    <w:p>
-      <w:pPr>
-        <w:rPr>
-          <w:b/>
-          <w:bCs/>
-          <w:lang w:val="en-GB"/>
-        </w:rPr>
-      </w:pPr>
-      <w:r>
-        <w:rPr>
-          <w:b/>
-          <w:bCs/>
-          <w:lang w:val="en-GB"/>
-        </w:rPr>
-        <w:t xml:space="preserve">5. Class Diagram  </w:t>
-      </w:r>
-    </w:p>
-    <w:p>
-      <w:pPr>
-        <w:rPr>
+        <w:pStyle w:val="Normal"/>
+        <w:rPr>
+          <w:lang w:val="en-GB"/>
+        </w:rPr>
+      </w:pPr>
+      <w:r>
+        <w:rPr>
+          <w:lang w:val="en-GB"/>
+        </w:rPr>
+      </w:r>
+    </w:p>
+    <w:p>
+      <w:pPr>
+        <w:pStyle w:val="Normal"/>
+        <w:rPr>
+          <w:lang w:val="en-GB"/>
+        </w:rPr>
+      </w:pPr>
+      <w:r>
+        <w:rPr>
+          <w:lang w:val="en-GB"/>
+        </w:rPr>
+      </w:r>
+    </w:p>
+    <w:p>
+      <w:pPr>
+        <w:pStyle w:val="Normal"/>
+        <w:rPr>
+          <w:b/>
+          <w:b/>
+          <w:bCs/>
+          <w:lang w:val="en-GB"/>
+        </w:rPr>
+      </w:pPr>
+      <w:r>
+        <w:rPr>
+          <w:b/>
+          <w:bCs/>
+          <w:lang w:val="en-GB"/>
+        </w:rPr>
+        <w:t>5. Testing Strategy</w:t>
+      </w:r>
+    </w:p>
+    <w:p>
+      <w:pPr>
+        <w:pStyle w:val="Normal"/>
+        <w:rPr>
+          <w:b/>
+          <w:b/>
+          <w:bCs/>
+          <w:lang w:val="en-GB"/>
+        </w:rPr>
+      </w:pPr>
+      <w:r>
+        <w:rPr>
+          <w:b/>
+          <w:bCs/>
+          <w:lang w:val="en-GB"/>
+        </w:rPr>
+        <w:t>5.1 Test Coverage</w:t>
+      </w:r>
+    </w:p>
+    <w:p>
+      <w:pPr>
+        <w:pStyle w:val="Normal"/>
+        <w:rPr>
+          <w:lang w:val="en-GB"/>
+        </w:rPr>
+      </w:pPr>
+      <w:r>
+        <w:rPr>
+          <w:lang w:val="en-GB"/>
+        </w:rPr>
+        <w:t>The project maintains comprehensive test coverage with:</w:t>
+      </w:r>
+    </w:p>
+    <w:p>
+      <w:pPr>
+        <w:pStyle w:val="Normal"/>
+        <w:rPr>
+          <w:lang w:val="en-GB"/>
+        </w:rPr>
+      </w:pPr>
+      <w:r>
+        <w:rPr>
+          <w:lang w:val="en-GB"/>
+        </w:rPr>
+        <w:t>- 92% class coverage</w:t>
+      </w:r>
+    </w:p>
+    <w:p>
+      <w:pPr>
+        <w:pStyle w:val="Normal"/>
+        <w:rPr>
+          <w:lang w:val="en-GB"/>
+        </w:rPr>
+      </w:pPr>
+      <w:r>
+        <w:rPr>
+          <w:lang w:val="en-GB"/>
+        </w:rPr>
+        <w:t xml:space="preserve">- </w:t>
+      </w:r>
+      <w:r>
+        <w:rPr>
+          <w:lang w:val="en-GB"/>
+        </w:rPr>
+        <w:t>80</w:t>
+      </w:r>
+      <w:r>
+        <w:rPr>
+          <w:lang w:val="en-GB"/>
+        </w:rPr>
+        <w:t>% method coverage</w:t>
+      </w:r>
+    </w:p>
+    <w:p>
+      <w:pPr>
+        <w:pStyle w:val="Normal"/>
+        <w:rPr>
+          <w:lang w:val="en-GB"/>
+        </w:rPr>
+      </w:pPr>
+      <w:r>
+        <w:rPr>
+          <w:lang w:val="en-GB"/>
+        </w:rPr>
+        <w:t xml:space="preserve">- </w:t>
+      </w:r>
+      <w:r>
+        <w:rPr>
+          <w:lang w:val="en-GB"/>
+        </w:rPr>
+        <w:t>71</w:t>
+      </w:r>
+      <w:r>
+        <w:rPr>
+          <w:lang w:val="en-GB"/>
+        </w:rPr>
+        <w:t>% line coverage</w:t>
+      </w:r>
+    </w:p>
+    <w:p>
+      <w:pPr>
+        <w:pStyle w:val="Normal"/>
+        <w:rPr>
+          <w:lang w:val="en-GB"/>
+        </w:rPr>
+      </w:pPr>
+      <w:r>
+        <w:rPr>
+          <w:lang w:val="en-GB"/>
+        </w:rPr>
+      </w:r>
+    </w:p>
+    <w:p>
+      <w:pPr>
+        <w:pStyle w:val="Normal"/>
+        <w:rPr>
+          <w:lang w:val="en-GB"/>
+        </w:rPr>
+      </w:pPr>
+      <w:r>
+        <w:rPr>
+          <w:lang w:val="en-GB"/>
+        </w:rPr>
+        <w:t>Note: GUI components are tested manually, which slightly reduces the automated test metrics.*</w:t>
+      </w:r>
+    </w:p>
+    <w:p>
+      <w:pPr>
+        <w:pStyle w:val="Normal"/>
+        <w:rPr>
+          <w:lang w:val="en-GB"/>
+        </w:rPr>
+      </w:pPr>
+      <w:r>
+        <w:rPr>
+          <w:lang w:val="en-GB"/>
+        </w:rPr>
+      </w:r>
+    </w:p>
+    <w:p>
+      <w:pPr>
+        <w:pStyle w:val="Normal"/>
+        <w:rPr>
+          <w:b/>
+          <w:b/>
+          <w:bCs/>
+          <w:lang w:val="en-GB"/>
+        </w:rPr>
+      </w:pPr>
+      <w:r>
+        <w:rPr>
+          <w:b/>
+          <w:bCs/>
+          <w:lang w:val="en-GB"/>
+        </w:rPr>
+        <w:t>5.2 Test Architecture</w:t>
+      </w:r>
+    </w:p>
+    <w:p>
+      <w:pPr>
+        <w:pStyle w:val="Normal"/>
+        <w:rPr>
+          <w:lang w:val="en-GB"/>
+        </w:rPr>
+      </w:pPr>
+      <w:r>
+        <w:rPr>
+          <w:lang w:val="en-GB"/>
+        </w:rPr>
+        <w:t>The test suite follows a layered approach:</w:t>
+      </w:r>
+    </w:p>
+    <w:p>
+      <w:pPr>
+        <w:pStyle w:val="Normal"/>
+        <w:rPr>
+          <w:lang w:val="en-GB"/>
+        </w:rPr>
+      </w:pPr>
+      <w:r>
+        <w:rPr>
+          <w:lang w:val="en-GB"/>
+        </w:rPr>
+        <w:t>1. Unit Tests:</w:t>
+      </w:r>
+    </w:p>
+    <w:p>
+      <w:pPr>
+        <w:pStyle w:val="Normal"/>
+        <w:rPr>
+          <w:lang w:val="en-GB"/>
+        </w:rPr>
+      </w:pPr>
+      <w:r>
+        <w:rPr>
+          <w:lang w:val="en-GB"/>
+        </w:rPr>
+        <w:tab/>
+        <w:t>- Model validation</w:t>
+      </w:r>
+    </w:p>
+    <w:p>
+      <w:pPr>
+        <w:pStyle w:val="Normal"/>
+        <w:rPr>
+          <w:lang w:val="en-GB"/>
+        </w:rPr>
+      </w:pPr>
+      <w:r>
+        <w:rPr>
+          <w:lang w:val="en-GB"/>
+        </w:rPr>
+        <w:tab/>
+        <w:t>- Parser edge cases</w:t>
+      </w:r>
+    </w:p>
+    <w:p>
+      <w:pPr>
+        <w:pStyle w:val="Normal"/>
+        <w:rPr>
+          <w:lang w:val="en-GB"/>
+        </w:rPr>
+      </w:pPr>
+      <w:r>
+        <w:rPr>
+          <w:lang w:val="en-GB"/>
+        </w:rPr>
+        <w:t xml:space="preserve">   </w:t>
+      </w:r>
+      <w:r>
+        <w:rPr>
+          <w:lang w:val="en-GB"/>
+        </w:rPr>
+        <w:tab/>
+        <w:t>- Quality criteria logic</w:t>
+      </w:r>
+    </w:p>
+    <w:p>
+      <w:pPr>
+        <w:pStyle w:val="Normal"/>
+        <w:rPr>
+          <w:lang w:val="en-GB"/>
+        </w:rPr>
+      </w:pPr>
+      <w:r>
+        <w:rPr>
+          <w:lang w:val="en-GB"/>
+        </w:rPr>
+      </w:r>
+    </w:p>
+    <w:p>
+      <w:pPr>
+        <w:pStyle w:val="Normal"/>
+        <w:rPr>
+          <w:lang w:val="en-GB"/>
+        </w:rPr>
+      </w:pPr>
+      <w:r>
+        <w:rPr>
+          <w:lang w:val="en-GB"/>
+        </w:rPr>
+        <w:t>2. Integration Tests:</w:t>
+      </w:r>
+    </w:p>
+    <w:p>
+      <w:pPr>
+        <w:pStyle w:val="Normal"/>
+        <w:rPr>
+          <w:lang w:val="en-GB"/>
+        </w:rPr>
+      </w:pPr>
+      <w:r>
+        <w:rPr>
+          <w:lang w:val="en-GB"/>
+        </w:rPr>
+        <w:t xml:space="preserve">   </w:t>
+      </w:r>
+      <w:r>
+        <w:rPr>
+          <w:lang w:val="en-GB"/>
+        </w:rPr>
+        <w:tab/>
+        <w:t>- JSON serialization/deserialization</w:t>
+      </w:r>
+    </w:p>
+    <w:p>
+      <w:pPr>
+        <w:pStyle w:val="Normal"/>
+        <w:rPr>
+          <w:lang w:val="en-GB"/>
+        </w:rPr>
+      </w:pPr>
+      <w:r>
+        <w:rPr>
+          <w:lang w:val="en-GB"/>
+        </w:rPr>
+        <w:t xml:space="preserve">   </w:t>
+      </w:r>
+      <w:r>
+        <w:rPr>
+          <w:lang w:val="en-GB"/>
+        </w:rPr>
+        <w:tab/>
+        <w:t>- Full parsing pipeline</w:t>
+      </w:r>
+    </w:p>
+    <w:p>
+      <w:pPr>
+        <w:pStyle w:val="Normal"/>
+        <w:rPr>
+          <w:lang w:val="en-GB"/>
+        </w:rPr>
+      </w:pPr>
+      <w:r>
+        <w:rPr>
+          <w:lang w:val="en-GB"/>
+        </w:rPr>
+        <w:t xml:space="preserve">   </w:t>
+      </w:r>
+      <w:r>
+        <w:rPr>
+          <w:lang w:val="en-GB"/>
+        </w:rPr>
+        <w:tab/>
+        <w:t>- Multi-story quality analysis</w:t>
+      </w:r>
+    </w:p>
+    <w:p>
+      <w:pPr>
+        <w:pStyle w:val="Normal"/>
+        <w:rPr>
+          <w:lang w:val="en-GB"/>
+        </w:rPr>
+      </w:pPr>
+      <w:r>
+        <w:rPr>
+          <w:lang w:val="en-GB"/>
+        </w:rPr>
+      </w:r>
+    </w:p>
+    <w:p>
+      <w:pPr>
+        <w:pStyle w:val="Normal"/>
+        <w:rPr>
+          <w:lang w:val="en-GB"/>
+        </w:rPr>
+      </w:pPr>
+      <w:r>
+        <w:rPr>
+          <w:lang w:val="en-GB"/>
+        </w:rPr>
+        <w:t>3. Manual Tests:</w:t>
+      </w:r>
+    </w:p>
+    <w:p>
+      <w:pPr>
+        <w:pStyle w:val="Normal"/>
+        <w:rPr>
+          <w:lang w:val="en-GB"/>
+        </w:rPr>
+      </w:pPr>
+      <w:r>
+        <w:rPr>
+          <w:lang w:val="en-GB"/>
+        </w:rPr>
+        <w:t xml:space="preserve">   </w:t>
+      </w:r>
+      <w:r>
+        <w:rPr>
+          <w:lang w:val="en-GB"/>
+        </w:rPr>
+        <w:tab/>
+        <w:t>- GUI interactions</w:t>
+      </w:r>
+    </w:p>
+    <w:p>
+      <w:pPr>
+        <w:pStyle w:val="Normal"/>
+        <w:rPr>
+          <w:lang w:val="en-GB"/>
+        </w:rPr>
+      </w:pPr>
+      <w:r>
+        <w:rPr>
+          <w:lang w:val="en-GB"/>
+        </w:rPr>
+      </w:r>
+    </w:p>
+    <w:p>
+      <w:pPr>
+        <w:pStyle w:val="Normal"/>
+        <w:rPr>
+          <w:b/>
+          <w:b/>
+          <w:bCs/>
+          <w:lang w:val="en-GB"/>
+        </w:rPr>
+      </w:pPr>
+      <w:r>
+        <w:rPr>
+          <w:b/>
+          <w:bCs/>
+          <w:lang w:val="en-GB"/>
+        </w:rPr>
+        <w:t>5.3 Key Test Classes</w:t>
+      </w:r>
+    </w:p>
+    <w:p>
+      <w:pPr>
+        <w:pStyle w:val="Normal"/>
+        <w:rPr>
+          <w:lang w:val="en-GB"/>
+        </w:rPr>
+      </w:pPr>
+      <w:r>
+        <w:rPr>
+          <w:lang w:val="en-GB"/>
+        </w:rPr>
+        <w:t>ActionTest</w:t>
+      </w:r>
+    </w:p>
+    <w:p>
+      <w:pPr>
+        <w:pStyle w:val="Normal"/>
+        <w:rPr>
+          <w:lang w:val="en-GB"/>
+        </w:rPr>
+      </w:pPr>
+      <w:r>
+        <w:rPr>
+          <w:lang w:val="en-GB"/>
+        </w:rPr>
+        <w:t>EntityTest</w:t>
+      </w:r>
+    </w:p>
+    <w:p>
+      <w:pPr>
+        <w:pStyle w:val="Normal"/>
+        <w:rPr>
+          <w:lang w:val="en-GB"/>
+        </w:rPr>
+      </w:pPr>
+      <w:r>
+        <w:rPr>
+          <w:lang w:val="en-GB"/>
+        </w:rPr>
+        <w:t>JsonExporterTest</w:t>
+      </w:r>
+    </w:p>
+    <w:p>
+      <w:pPr>
+        <w:pStyle w:val="Normal"/>
+        <w:rPr>
+          <w:lang w:val="en-GB"/>
+        </w:rPr>
+      </w:pPr>
+      <w:r>
+        <w:rPr>
+          <w:lang w:val="en-GB"/>
+        </w:rPr>
+        <w:t>QualityAnalyzerTest</w:t>
+      </w:r>
+    </w:p>
+    <w:p>
+      <w:pPr>
+        <w:pStyle w:val="Normal"/>
+        <w:rPr>
+          <w:lang w:val="en-GB"/>
+        </w:rPr>
+      </w:pPr>
+      <w:r>
+        <w:rPr>
+          <w:lang w:val="en-GB"/>
+        </w:rPr>
+        <w:t>StoryParserOpenNLPTest</w:t>
+      </w:r>
+    </w:p>
+    <w:p>
+      <w:pPr>
+        <w:pStyle w:val="Normal"/>
+        <w:rPr>
+          <w:lang w:val="en-GB"/>
+        </w:rPr>
+      </w:pPr>
+      <w:r>
+        <w:rPr>
+          <w:lang w:val="en-GB"/>
+        </w:rPr>
+        <w:t>RelationTest</w:t>
+      </w:r>
+    </w:p>
+    <w:p>
+      <w:pPr>
+        <w:pStyle w:val="Normal"/>
+        <w:rPr>
+          <w:lang w:val="en-GB"/>
+        </w:rPr>
+      </w:pPr>
+      <w:r>
+        <w:rPr>
+          <w:lang w:val="en-GB"/>
+        </w:rPr>
+      </w:r>
+    </w:p>
+    <w:p>
+      <w:pPr>
+        <w:pStyle w:val="Normal"/>
+        <w:rPr>
+          <w:lang w:val="en-GB"/>
+        </w:rPr>
+      </w:pPr>
+      <w:r>
+        <w:rPr>
+          <w:b/>
+          <w:bCs/>
+          <w:lang w:val="en-GB"/>
+        </w:rPr>
+        <w:t>5.4 Notable Test Cases</w:t>
+      </w:r>
+    </w:p>
+    <w:p>
+      <w:pPr>
+        <w:pStyle w:val="Normal"/>
+        <w:rPr>
+          <w:lang w:val="en-GB"/>
+        </w:rPr>
+      </w:pPr>
+      <w:r>
+        <w:rPr>
+          <w:lang w:val="en-GB"/>
+        </w:rPr>
+        <w:t>Parser Tests:</w:t>
+      </w:r>
+    </w:p>
+    <w:p>
+      <w:pPr>
+        <w:pStyle w:val="Normal"/>
+        <w:rPr>
+          <w:lang w:val="en-GB"/>
+        </w:rPr>
+      </w:pPr>
+      <w:r>
+        <w:rPr>
+          <w:lang w:val="en-GB"/>
+        </w:rPr>
+        <w:t>- Extracts PID tags correctly</w:t>
+      </w:r>
+    </w:p>
+    <w:p>
+      <w:pPr>
+        <w:pStyle w:val="Normal"/>
+        <w:rPr>
+          <w:lang w:val="en-GB"/>
+        </w:rPr>
+      </w:pPr>
+      <w:r>
+        <w:rPr>
+          <w:lang w:val="en-GB"/>
+        </w:rPr>
+        <w:t>- Handles multi-word entities</w:t>
+      </w:r>
+    </w:p>
+    <w:p>
+      <w:pPr>
+        <w:pStyle w:val="Normal"/>
+        <w:rPr>
+          <w:lang w:val="en-GB"/>
+        </w:rPr>
+      </w:pPr>
+      <w:r>
+        <w:rPr>
+          <w:lang w:val="en-GB"/>
+        </w:rPr>
+        <w:t>- Builds TRIGGERS/CONTAINS relations accurately</w:t>
+      </w:r>
+    </w:p>
+    <w:p>
+      <w:pPr>
+        <w:pStyle w:val="Normal"/>
+        <w:rPr>
+          <w:lang w:val="en-GB"/>
+        </w:rPr>
+      </w:pPr>
+      <w:r>
+        <w:rPr>
+          <w:lang w:val="en-GB"/>
+        </w:rPr>
+        <w:t>- Generates PIDs when missing</w:t>
+      </w:r>
+    </w:p>
+    <w:p>
+      <w:pPr>
+        <w:pStyle w:val="Normal"/>
+        <w:rPr>
+          <w:lang w:val="en-GB"/>
+        </w:rPr>
+      </w:pPr>
+      <w:r>
+        <w:rPr>
+          <w:lang w:val="en-GB"/>
+        </w:rPr>
+      </w:r>
+    </w:p>
+    <w:p>
+      <w:pPr>
+        <w:pStyle w:val="Normal"/>
+        <w:rPr>
+          <w:lang w:val="en-GB"/>
+        </w:rPr>
+      </w:pPr>
+      <w:r>
+        <w:rPr>
+          <w:lang w:val="en-GB"/>
+        </w:rPr>
+        <w:t>Quality Analysis Tests:</w:t>
+      </w:r>
+    </w:p>
+    <w:p>
+      <w:pPr>
+        <w:pStyle w:val="Normal"/>
+        <w:rPr>
+          <w:lang w:val="en-GB"/>
+        </w:rPr>
+      </w:pPr>
+      <w:r>
+        <w:rPr>
+          <w:lang w:val="en-GB"/>
+        </w:rPr>
+        <w:t>- Atomicity: Detects multiple goals in single story</w:t>
+      </w:r>
+    </w:p>
+    <w:p>
+      <w:pPr>
+        <w:pStyle w:val="Normal"/>
+        <w:rPr>
+          <w:lang w:val="en-GB"/>
+        </w:rPr>
+      </w:pPr>
+      <w:r>
+        <w:rPr>
+          <w:lang w:val="en-GB"/>
+        </w:rPr>
+        <w:t>- Completeness: Verifies CRUD operation pairs</w:t>
+      </w:r>
+    </w:p>
+    <w:p>
+      <w:pPr>
+        <w:pStyle w:val="Normal"/>
+        <w:rPr>
+          <w:lang w:val="en-GB"/>
+        </w:rPr>
+      </w:pPr>
+      <w:r>
+        <w:rPr>
+          <w:lang w:val="en-GB"/>
+        </w:rPr>
+        <w:t>- Well-formedness: Rejects stories missing personas</w:t>
+      </w:r>
+    </w:p>
+    <w:p>
+      <w:pPr>
+        <w:pStyle w:val="Normal"/>
+        <w:rPr>
+          <w:lang w:val="en-GB"/>
+        </w:rPr>
+      </w:pPr>
+      <w:r>
+        <w:rPr>
+          <w:lang w:val="en-GB"/>
+        </w:rPr>
+      </w:r>
+    </w:p>
+    <w:p>
+      <w:pPr>
+        <w:pStyle w:val="Normal"/>
+        <w:rPr>
+          <w:lang w:val="en-GB"/>
+        </w:rPr>
+      </w:pPr>
+      <w:r>
+        <w:rPr>
+          <w:lang w:val="en-GB"/>
+        </w:rPr>
+        <w:t>Model Tests:</w:t>
+      </w:r>
+    </w:p>
+    <w:p>
+      <w:pPr>
+        <w:pStyle w:val="Normal"/>
+        <w:rPr>
+          <w:lang w:val="en-GB"/>
+        </w:rPr>
+      </w:pPr>
+      <w:r>
+        <w:rPr>
+          <w:lang w:val="en-GB"/>
+        </w:rPr>
+        <w:t>- Entity ordering (special sorting for benefit entities)</w:t>
+      </w:r>
+    </w:p>
+    <w:p>
+      <w:pPr>
+        <w:pStyle w:val="Normal"/>
+        <w:rPr>
+          <w:lang w:val="en-GB"/>
+        </w:rPr>
+      </w:pPr>
+      <w:r>
+        <w:rPr>
+          <w:lang w:val="en-GB"/>
+        </w:rPr>
+        <w:t>- Relation type safety (enum validation)</w:t>
+      </w:r>
+    </w:p>
+    <w:p>
+      <w:pPr>
+        <w:pStyle w:val="Normal"/>
+        <w:rPr>
+          <w:lang w:val="en-GB"/>
+        </w:rPr>
+      </w:pPr>
+      <w:r>
+        <w:rPr>
+          <w:lang w:val="en-GB"/>
+        </w:rPr>
+        <w:t>- Empty list handling in constructors</w:t>
+      </w:r>
+    </w:p>
+    <w:p>
+      <w:pPr>
+        <w:pStyle w:val="Normal"/>
+        <w:rPr>
+          <w:lang w:val="en-GB"/>
+        </w:rPr>
+      </w:pPr>
+      <w:r>
+        <w:rPr>
+          <w:lang w:val="en-GB"/>
+        </w:rPr>
+      </w:r>
+    </w:p>
+    <w:p>
+      <w:pPr>
+        <w:pStyle w:val="Normal"/>
+        <w:rPr>
+          <w:b/>
+          <w:b/>
+          <w:bCs/>
+          <w:lang w:val="en-GB"/>
+        </w:rPr>
+      </w:pPr>
+      <w:r>
+        <w:rPr>
+          <w:b/>
+          <w:bCs/>
+          <w:lang w:val="en-GB"/>
+        </w:rPr>
+        <w:t>5.5 Coverage Exclusions</w:t>
+      </w:r>
+    </w:p>
+    <w:p>
+      <w:pPr>
+        <w:pStyle w:val="Normal"/>
+        <w:rPr>
+          <w:lang w:val="en-GB"/>
+        </w:rPr>
+      </w:pPr>
+      <w:r>
+        <w:rPr>
+          <w:lang w:val="en-GB"/>
+        </w:rPr>
+        <w:t>The following are intentionally excluded from metrics:</w:t>
+      </w:r>
+    </w:p>
+    <w:p>
+      <w:pPr>
+        <w:pStyle w:val="Normal"/>
+        <w:rPr>
+          <w:lang w:val="en-GB"/>
+        </w:rPr>
+      </w:pPr>
+      <w:r>
+        <w:rPr>
+          <w:lang w:val="en-GB"/>
+        </w:rPr>
+        <w:t>- GUI event handlers</w:t>
+      </w:r>
+    </w:p>
+    <w:p>
+      <w:pPr>
+        <w:pStyle w:val="Normal"/>
+        <w:rPr>
+          <w:lang w:val="en-GB"/>
+        </w:rPr>
+      </w:pPr>
+      <w:r>
+        <w:rPr>
+          <w:lang w:val="en-GB"/>
+        </w:rPr>
+      </w:r>
+    </w:p>
+    <w:p>
+      <w:pPr>
+        <w:pStyle w:val="Normal"/>
+        <w:rPr>
+          <w:lang w:val="en-GB"/>
+        </w:rPr>
+      </w:pPr>
+      <w:r>
+        <w:rPr>
+          <w:lang w:val="en-GB"/>
+        </w:rPr>
+      </w:r>
+    </w:p>
+    <w:p>
+      <w:pPr>
+        <w:pStyle w:val="Normal"/>
+        <w:rPr>
+          <w:b/>
+          <w:b/>
+          <w:bCs/>
+          <w:lang w:val="en-GB"/>
+        </w:rPr>
+      </w:pPr>
+      <w:r>
+        <w:rPr>
+          <w:b/>
+          <w:bCs/>
+          <w:lang w:val="en-GB"/>
+        </w:rPr>
+        <w:t xml:space="preserve">6. Class Diagram  </w:t>
+      </w:r>
+    </w:p>
+    <w:p>
+      <w:pPr>
+        <w:pStyle w:val="Normal"/>
+        <w:rPr>
+          <w:b/>
           <w:b/>
           <w:bCs/>
           <w:lang w:val="en-GB"/>
@@ -2883,37 +4716,52 @@
     </w:p>
     <w:p>
       <w:pPr>
-        <w:rPr>
-          <w:lang w:val="en-GB"/>
-        </w:rPr>
-      </w:pPr>
-    </w:p>
-    <w:p>
-      <w:pPr>
-        <w:rPr>
-          <w:lang w:val="en-GB"/>
-        </w:rPr>
-      </w:pPr>
-    </w:p>
-    <w:p>
-      <w:pPr>
-        <w:rPr>
-          <w:b/>
-          <w:bCs/>
-          <w:lang w:val="en-GB"/>
-        </w:rPr>
-      </w:pPr>
-      <w:r>
-        <w:rPr>
-          <w:b/>
-          <w:bCs/>
-          <w:lang w:val="en-GB"/>
-        </w:rPr>
-        <w:t xml:space="preserve">6. How to Use  </w:t>
-      </w:r>
-    </w:p>
-    <w:p>
-      <w:pPr>
+        <w:pStyle w:val="Normal"/>
+        <w:rPr>
+          <w:lang w:val="en-GB"/>
+        </w:rPr>
+      </w:pPr>
+      <w:r>
+        <w:rPr>
+          <w:lang w:val="en-GB"/>
+        </w:rPr>
+      </w:r>
+    </w:p>
+    <w:p>
+      <w:pPr>
+        <w:pStyle w:val="Normal"/>
+        <w:rPr>
+          <w:lang w:val="en-GB"/>
+        </w:rPr>
+      </w:pPr>
+      <w:r>
+        <w:rPr>
+          <w:lang w:val="en-GB"/>
+        </w:rPr>
+      </w:r>
+    </w:p>
+    <w:p>
+      <w:pPr>
+        <w:pStyle w:val="Normal"/>
+        <w:rPr>
+          <w:b/>
+          <w:b/>
+          <w:bCs/>
+          <w:lang w:val="en-GB"/>
+        </w:rPr>
+      </w:pPr>
+      <w:r>
+        <w:rPr>
+          <w:b/>
+          <w:bCs/>
+          <w:lang w:val="en-GB"/>
+        </w:rPr>
+        <w:t xml:space="preserve">7. How to Use  </w:t>
+      </w:r>
+    </w:p>
+    <w:p>
+      <w:pPr>
+        <w:pStyle w:val="Normal"/>
         <w:rPr>
           <w:lang w:val="en-GB"/>
         </w:rPr>
@@ -2927,6 +4775,7 @@
     </w:p>
     <w:p>
       <w:pPr>
+        <w:pStyle w:val="Normal"/>
         <w:rPr>
           <w:lang w:val="en-GB"/>
         </w:rPr>
@@ -2940,14 +4789,22 @@
     </w:p>
     <w:p>
       <w:pPr>
-        <w:rPr>
-          <w:lang w:val="en-GB"/>
-        </w:rPr>
-      </w:pPr>
-    </w:p>
-    <w:p>
-      <w:pPr>
-        <w:rPr>
+        <w:pStyle w:val="Normal"/>
+        <w:rPr>
+          <w:lang w:val="en-GB"/>
+        </w:rPr>
+      </w:pPr>
+      <w:r>
+        <w:rPr>
+          <w:lang w:val="en-GB"/>
+        </w:rPr>
+      </w:r>
+    </w:p>
+    <w:p>
+      <w:pPr>
+        <w:pStyle w:val="Normal"/>
+        <w:rPr>
+          <w:b/>
           <w:b/>
           <w:bCs/>
           <w:lang w:val="en-GB"/>
@@ -2964,6 +4821,7 @@
     </w:p>
     <w:p>
       <w:pPr>
+        <w:pStyle w:val="Normal"/>
         <w:rPr>
           <w:lang w:val="en-GB"/>
         </w:rPr>
@@ -2984,6 +4842,7 @@
     </w:p>
     <w:p>
       <w:pPr>
+        <w:pStyle w:val="Normal"/>
         <w:rPr>
           <w:lang w:val="en-GB"/>
         </w:rPr>
@@ -3004,6 +4863,7 @@
     </w:p>
     <w:p>
       <w:pPr>
+        <w:pStyle w:val="Normal"/>
         <w:rPr>
           <w:lang w:val="en-GB"/>
         </w:rPr>
@@ -3024,6 +4884,7 @@
     </w:p>
     <w:p>
       <w:pPr>
+        <w:pStyle w:val="Normal"/>
         <w:rPr>
           <w:lang w:val="en-GB"/>
         </w:rPr>
@@ -3044,20 +4905,33 @@
     </w:p>
     <w:p>
       <w:pPr>
-        <w:rPr>
-          <w:lang w:val="en-GB"/>
-        </w:rPr>
-      </w:pPr>
-    </w:p>
-    <w:p>
-      <w:pPr>
-        <w:rPr>
-          <w:lang w:val="en-GB"/>
-        </w:rPr>
-      </w:pPr>
-    </w:p>
-    <w:p>
-      <w:pPr>
+        <w:pStyle w:val="Normal"/>
+        <w:rPr>
+          <w:lang w:val="en-GB"/>
+        </w:rPr>
+      </w:pPr>
+      <w:r>
+        <w:rPr>
+          <w:lang w:val="en-GB"/>
+        </w:rPr>
+      </w:r>
+    </w:p>
+    <w:p>
+      <w:pPr>
+        <w:pStyle w:val="Normal"/>
+        <w:rPr>
+          <w:lang w:val="en-GB"/>
+        </w:rPr>
+      </w:pPr>
+      <w:r>
+        <w:rPr>
+          <w:lang w:val="en-GB"/>
+        </w:rPr>
+      </w:r>
+    </w:p>
+    <w:p>
+      <w:pPr>
+        <w:pStyle w:val="Normal"/>
         <w:rPr>
           <w:lang w:val="en-GB"/>
         </w:rPr>
@@ -3071,6 +4945,7 @@
     </w:p>
     <w:p>
       <w:pPr>
+        <w:pStyle w:val="Normal"/>
         <w:rPr>
           <w:lang w:val="en-GB"/>
         </w:rPr>
@@ -3084,35 +4959,47 @@
     </w:p>
     <w:p>
       <w:pPr>
-        <w:rPr>
-          <w:lang w:val="en-GB"/>
-        </w:rPr>
-      </w:pPr>
-    </w:p>
-    <w:p>
-      <w:pPr>
-        <w:rPr>
-          <w:lang w:val="en-GB"/>
-        </w:rPr>
-      </w:pPr>
+        <w:pStyle w:val="Normal"/>
+        <w:rPr>
+          <w:lang w:val="en-GB"/>
+        </w:rPr>
+      </w:pPr>
+      <w:r>
+        <w:rPr>
+          <w:lang w:val="en-GB"/>
+        </w:rPr>
+      </w:r>
+    </w:p>
+    <w:p>
+      <w:pPr>
+        <w:pStyle w:val="Normal"/>
+        <w:rPr>
+          <w:lang w:val="en-GB"/>
+        </w:rPr>
+      </w:pPr>
+      <w:r>
+        <w:rPr/>
+      </w:r>
     </w:p>
     <w:sectPr>
+      <w:type w:val="nextPage"/>
       <w:pgSz w:w="11906" w:h="16838"/>
-      <w:pgMar w:top="1134" w:right="1134" w:bottom="1134" w:left="1134" w:header="0" w:footer="0" w:gutter="0"/>
-      <w:cols w:space="720"/>
-      <w:formProt w:val="0"/>
-      <w:docGrid w:linePitch="100"/>
+      <w:pgMar w:left="1134" w:right="1134" w:gutter="0" w:header="0" w:top="1134" w:footer="0" w:bottom="1134"/>
+      <w:pgNumType w:fmt="decimal"/>
+      <w:formProt w:val="false"/>
+      <w:textDirection w:val="lrTb"/>
+      <w:docGrid w:type="default" w:linePitch="100" w:charSpace="0"/>
     </w:sectPr>
   </w:body>
 </w:document>
 </file>
 
 <file path=word/styles.xml><?xml version="1.0" encoding="utf-8"?>
-<w:styles xmlns:mc="http://schemas.openxmlformats.org/markup-compatibility/2006" xmlns:r="http://schemas.openxmlformats.org/officeDocument/2006/relationships" xmlns:w="http://schemas.openxmlformats.org/wordprocessingml/2006/main" xmlns:w14="http://schemas.microsoft.com/office/word/2010/wordml" xmlns:w15="http://schemas.microsoft.com/office/word/2012/wordml" xmlns:w16cex="http://schemas.microsoft.com/office/word/2018/wordml/cex" xmlns:w16cid="http://schemas.microsoft.com/office/word/2016/wordml/cid" xmlns:w16="http://schemas.microsoft.com/office/word/2018/wordml" xmlns:w16du="http://schemas.microsoft.com/office/word/2023/wordml/word16du" xmlns:w16sdtdh="http://schemas.microsoft.com/office/word/2020/wordml/sdtdatahash" xmlns:w16sdtfl="http://schemas.microsoft.com/office/word/2024/wordml/sdtformatlock" xmlns:w16se="http://schemas.microsoft.com/office/word/2015/wordml/symex" mc:Ignorable="w14 w15 w16se w16cid w16 w16cex w16sdtdh w16sdtfl w16du">
+<w:styles xmlns:w="http://schemas.openxmlformats.org/wordprocessingml/2006/main" xmlns:w14="http://schemas.microsoft.com/office/word/2010/wordml" xmlns:mc="http://schemas.openxmlformats.org/markup-compatibility/2006" mc:Ignorable="w14">
   <w:docDefaults>
     <w:rPrDefault>
       <w:rPr>
-        <w:rFonts w:ascii="Liberation Serif" w:eastAsia="NSimSun" w:hAnsi="Liberation Serif" w:cs="Arial"/>
+        <w:rFonts w:ascii="Liberation Serif" w:hAnsi="Liberation Serif" w:eastAsia="NSimSun" w:cs="Arial"/>
         <w:kern w:val="2"/>
         <w:sz w:val="24"/>
         <w:szCs w:val="24"/>
@@ -3121,21 +5008,21 @@
     </w:rPrDefault>
     <w:pPrDefault>
       <w:pPr>
-        <w:suppressAutoHyphens/>
+        <w:suppressAutoHyphens w:val="true"/>
       </w:pPr>
     </w:pPrDefault>
   </w:docDefaults>
   <w:latentStyles w:defLockedState="0" w:defUIPriority="99" w:defSemiHidden="0" w:defUnhideWhenUsed="0" w:defQFormat="0" w:count="376">
     <w:lsdException w:name="Normal" w:uiPriority="0" w:qFormat="1"/>
     <w:lsdException w:name="heading 1" w:uiPriority="9" w:qFormat="1"/>
-    <w:lsdException w:name="heading 2" w:semiHidden="1" w:uiPriority="9" w:unhideWhenUsed="1" w:qFormat="1"/>
-    <w:lsdException w:name="heading 3" w:semiHidden="1" w:uiPriority="9" w:unhideWhenUsed="1" w:qFormat="1"/>
-    <w:lsdException w:name="heading 4" w:semiHidden="1" w:uiPriority="9" w:unhideWhenUsed="1" w:qFormat="1"/>
-    <w:lsdException w:name="heading 5" w:semiHidden="1" w:uiPriority="9" w:unhideWhenUsed="1" w:qFormat="1"/>
-    <w:lsdException w:name="heading 6" w:semiHidden="1" w:uiPriority="9" w:unhideWhenUsed="1" w:qFormat="1"/>
-    <w:lsdException w:name="heading 7" w:semiHidden="1" w:uiPriority="9" w:unhideWhenUsed="1" w:qFormat="1"/>
-    <w:lsdException w:name="heading 8" w:semiHidden="1" w:uiPriority="9" w:unhideWhenUsed="1" w:qFormat="1"/>
-    <w:lsdException w:name="heading 9" w:semiHidden="1" w:uiPriority="9" w:unhideWhenUsed="1" w:qFormat="1"/>
+    <w:lsdException w:name="heading 2" w:uiPriority="9" w:semiHidden="1" w:unhideWhenUsed="1" w:qFormat="1"/>
+    <w:lsdException w:name="heading 3" w:uiPriority="9" w:semiHidden="1" w:unhideWhenUsed="1" w:qFormat="1"/>
+    <w:lsdException w:name="heading 4" w:uiPriority="9" w:semiHidden="1" w:unhideWhenUsed="1" w:qFormat="1"/>
+    <w:lsdException w:name="heading 5" w:uiPriority="9" w:semiHidden="1" w:unhideWhenUsed="1" w:qFormat="1"/>
+    <w:lsdException w:name="heading 6" w:uiPriority="9" w:semiHidden="1" w:unhideWhenUsed="1" w:qFormat="1"/>
+    <w:lsdException w:name="heading 7" w:uiPriority="9" w:semiHidden="1" w:unhideWhenUsed="1" w:qFormat="1"/>
+    <w:lsdException w:name="heading 8" w:uiPriority="9" w:semiHidden="1" w:unhideWhenUsed="1" w:qFormat="1"/>
+    <w:lsdException w:name="heading 9" w:uiPriority="9" w:semiHidden="1" w:unhideWhenUsed="1" w:qFormat="1"/>
     <w:lsdException w:name="index 1" w:semiHidden="1" w:unhideWhenUsed="1"/>
     <w:lsdException w:name="index 2" w:semiHidden="1" w:unhideWhenUsed="1"/>
     <w:lsdException w:name="index 3" w:semiHidden="1" w:unhideWhenUsed="1"/>
@@ -3145,22 +5032,22 @@
     <w:lsdException w:name="index 7" w:semiHidden="1" w:unhideWhenUsed="1"/>
     <w:lsdException w:name="index 8" w:semiHidden="1" w:unhideWhenUsed="1"/>
     <w:lsdException w:name="index 9" w:semiHidden="1" w:unhideWhenUsed="1"/>
-    <w:lsdException w:name="toc 1" w:semiHidden="1" w:uiPriority="39" w:unhideWhenUsed="1"/>
-    <w:lsdException w:name="toc 2" w:semiHidden="1" w:uiPriority="39" w:unhideWhenUsed="1"/>
-    <w:lsdException w:name="toc 3" w:semiHidden="1" w:uiPriority="39" w:unhideWhenUsed="1"/>
-    <w:lsdException w:name="toc 4" w:semiHidden="1" w:uiPriority="39" w:unhideWhenUsed="1"/>
-    <w:lsdException w:name="toc 5" w:semiHidden="1" w:uiPriority="39" w:unhideWhenUsed="1"/>
-    <w:lsdException w:name="toc 6" w:semiHidden="1" w:uiPriority="39" w:unhideWhenUsed="1"/>
-    <w:lsdException w:name="toc 7" w:semiHidden="1" w:uiPriority="39" w:unhideWhenUsed="1"/>
-    <w:lsdException w:name="toc 8" w:semiHidden="1" w:uiPriority="39" w:unhideWhenUsed="1"/>
-    <w:lsdException w:name="toc 9" w:semiHidden="1" w:uiPriority="39" w:unhideWhenUsed="1"/>
+    <w:lsdException w:name="toc 1" w:uiPriority="39" w:semiHidden="1" w:unhideWhenUsed="1"/>
+    <w:lsdException w:name="toc 2" w:uiPriority="39" w:semiHidden="1" w:unhideWhenUsed="1"/>
+    <w:lsdException w:name="toc 3" w:uiPriority="39" w:semiHidden="1" w:unhideWhenUsed="1"/>
+    <w:lsdException w:name="toc 4" w:uiPriority="39" w:semiHidden="1" w:unhideWhenUsed="1"/>
+    <w:lsdException w:name="toc 5" w:uiPriority="39" w:semiHidden="1" w:unhideWhenUsed="1"/>
+    <w:lsdException w:name="toc 6" w:uiPriority="39" w:semiHidden="1" w:unhideWhenUsed="1"/>
+    <w:lsdException w:name="toc 7" w:uiPriority="39" w:semiHidden="1" w:unhideWhenUsed="1"/>
+    <w:lsdException w:name="toc 8" w:uiPriority="39" w:semiHidden="1" w:unhideWhenUsed="1"/>
+    <w:lsdException w:name="toc 9" w:uiPriority="39" w:semiHidden="1" w:unhideWhenUsed="1"/>
     <w:lsdException w:name="Normal Indent" w:semiHidden="1" w:unhideWhenUsed="1"/>
     <w:lsdException w:name="footnote text" w:semiHidden="1" w:unhideWhenUsed="1"/>
     <w:lsdException w:name="annotation text" w:semiHidden="1" w:unhideWhenUsed="1"/>
     <w:lsdException w:name="header" w:semiHidden="1" w:unhideWhenUsed="1"/>
     <w:lsdException w:name="footer" w:semiHidden="1" w:unhideWhenUsed="1"/>
     <w:lsdException w:name="index heading" w:semiHidden="1" w:unhideWhenUsed="1"/>
-    <w:lsdException w:name="caption" w:semiHidden="1" w:uiPriority="35" w:unhideWhenUsed="1" w:qFormat="1"/>
+    <w:lsdException w:name="caption" w:uiPriority="35" w:semiHidden="1" w:unhideWhenUsed="1" w:qFormat="1"/>
     <w:lsdException w:name="table of figures" w:semiHidden="1" w:unhideWhenUsed="1"/>
     <w:lsdException w:name="envelope address" w:semiHidden="1" w:unhideWhenUsed="1"/>
     <w:lsdException w:name="envelope return" w:semiHidden="1" w:unhideWhenUsed="1"/>
@@ -3191,7 +5078,7 @@
     <w:lsdException w:name="Title" w:uiPriority="10" w:qFormat="1"/>
     <w:lsdException w:name="Closing" w:semiHidden="1" w:unhideWhenUsed="1"/>
     <w:lsdException w:name="Signature" w:semiHidden="1" w:unhideWhenUsed="1"/>
-    <w:lsdException w:name="Default Paragraph Font" w:semiHidden="1" w:uiPriority="1" w:unhideWhenUsed="1"/>
+    <w:lsdException w:name="Default Paragraph Font" w:uiPriority="1" w:semiHidden="1" w:unhideWhenUsed="1"/>
     <w:lsdException w:name="Body Text" w:semiHidden="1" w:unhideWhenUsed="1"/>
     <w:lsdException w:name="Body Text Indent" w:semiHidden="1" w:unhideWhenUsed="1"/>
     <w:lsdException w:name="List Continue" w:semiHidden="1" w:unhideWhenUsed="1"/>
@@ -3391,8 +5278,8 @@
     <w:lsdException w:name="Subtle Reference" w:uiPriority="31" w:qFormat="1"/>
     <w:lsdException w:name="Intense Reference" w:uiPriority="32" w:qFormat="1"/>
     <w:lsdException w:name="Book Title" w:uiPriority="33" w:qFormat="1"/>
-    <w:lsdException w:name="Bibliography" w:semiHidden="1" w:uiPriority="37" w:unhideWhenUsed="1"/>
-    <w:lsdException w:name="TOC Heading" w:semiHidden="1" w:uiPriority="39" w:unhideWhenUsed="1" w:qFormat="1"/>
+    <w:lsdException w:name="Bibliography" w:uiPriority="37" w:semiHidden="1" w:unhideWhenUsed="1"/>
+    <w:lsdException w:name="TOC Heading" w:uiPriority="39" w:semiHidden="1" w:unhideWhenUsed="1" w:qFormat="1"/>
     <w:lsdException w:name="Plain Table 1" w:uiPriority="41"/>
     <w:lsdException w:name="Plain Table 2" w:uiPriority="42"/>
     <w:lsdException w:name="Plain Table 3" w:uiPriority="43"/>
@@ -3503,66 +5390,163 @@
     <w:lsdException w:name="Unresolved Mention" w:semiHidden="1" w:unhideWhenUsed="1"/>
     <w:lsdException w:name="Smart Link" w:semiHidden="1" w:unhideWhenUsed="1"/>
   </w:latentStyles>
-  <w:style w:type="paragraph" w:default="1" w:styleId="Standard">
+  <w:style w:type="paragraph" w:styleId="Normal" w:default="1">
     <w:name w:val="Normal"/>
     <w:qFormat/>
+    <w:pPr>
+      <w:widowControl/>
+      <w:suppressAutoHyphens w:val="true"/>
+      <w:bidi w:val="0"/>
+      <w:spacing w:before="0" w:after="0"/>
+      <w:jc w:val="left"/>
+    </w:pPr>
+    <w:rPr>
+      <w:rFonts w:ascii="Liberation Serif" w:hAnsi="Liberation Serif" w:eastAsia="NSimSun" w:cs="Arial"/>
+      <w:color w:val="auto"/>
+      <w:kern w:val="2"/>
+      <w:sz w:val="24"/>
+      <w:szCs w:val="24"/>
+      <w:lang w:val="de-DE" w:eastAsia="zh-CN" w:bidi="hi-IN"/>
+    </w:rPr>
   </w:style>
-  <w:style w:type="character" w:default="1" w:styleId="Absatz-Standardschriftart">
+  <w:style w:type="paragraph" w:styleId="Berschrift2">
+    <w:name w:val="Heading 2"/>
+    <w:basedOn w:val="Berschrift"/>
+    <w:next w:val="Textkrper"/>
+    <w:qFormat/>
+    <w:pPr>
+      <w:spacing w:before="200" w:after="120"/>
+      <w:outlineLvl w:val="1"/>
+    </w:pPr>
+    <w:rPr>
+      <w:rFonts w:ascii="Liberation Serif" w:hAnsi="Liberation Serif" w:eastAsia="NSimSun" w:cs="Arial"/>
+      <w:b/>
+      <w:bCs/>
+      <w:sz w:val="36"/>
+      <w:szCs w:val="36"/>
+    </w:rPr>
+  </w:style>
+  <w:style w:type="paragraph" w:styleId="Berschrift3">
+    <w:name w:val="Heading 3"/>
+    <w:basedOn w:val="Berschrift"/>
+    <w:next w:val="Textkrper"/>
+    <w:qFormat/>
+    <w:pPr>
+      <w:spacing w:before="140" w:after="120"/>
+      <w:outlineLvl w:val="2"/>
+    </w:pPr>
+    <w:rPr>
+      <w:rFonts w:ascii="Liberation Serif" w:hAnsi="Liberation Serif" w:eastAsia="NSimSun" w:cs="Arial"/>
+      <w:b/>
+      <w:bCs/>
+      <w:sz w:val="28"/>
+      <w:szCs w:val="28"/>
+    </w:rPr>
+  </w:style>
+  <w:style w:type="paragraph" w:styleId="Berschrift4">
+    <w:name w:val="Heading 4"/>
+    <w:basedOn w:val="Berschrift"/>
+    <w:next w:val="Textkrper"/>
+    <w:qFormat/>
+    <w:pPr>
+      <w:spacing w:before="120" w:after="120"/>
+      <w:outlineLvl w:val="3"/>
+    </w:pPr>
+    <w:rPr>
+      <w:rFonts w:ascii="Liberation Serif" w:hAnsi="Liberation Serif" w:eastAsia="NSimSun" w:cs="Arial"/>
+      <w:b/>
+      <w:bCs/>
+      <w:sz w:val="24"/>
+      <w:szCs w:val="24"/>
+    </w:rPr>
+  </w:style>
+  <w:style w:type="character" w:styleId="DefaultParagraphFont" w:default="1">
     <w:name w:val="Default Paragraph Font"/>
     <w:uiPriority w:val="1"/>
     <w:semiHidden/>
     <w:unhideWhenUsed/>
+    <w:qFormat/>
+    <w:rPr/>
   </w:style>
-  <w:style w:type="table" w:default="1" w:styleId="NormaleTabelle">
-    <w:name w:val="Normal Table"/>
-    <w:uiPriority w:val="99"/>
-    <w:semiHidden/>
-    <w:unhideWhenUsed/>
-    <w:tblPr>
-      <w:tblInd w:w="0" w:type="dxa"/>
-      <w:tblCellMar>
-        <w:top w:w="0" w:type="dxa"/>
-        <w:left w:w="108" w:type="dxa"/>
-        <w:bottom w:w="0" w:type="dxa"/>
-        <w:right w:w="108" w:type="dxa"/>
-      </w:tblCellMar>
-    </w:tblPr>
+  <w:style w:type="character" w:styleId="Starkbetont">
+    <w:name w:val="Stark betont"/>
+    <w:qFormat/>
+    <w:rPr>
+      <w:b/>
+      <w:bCs/>
+    </w:rPr>
   </w:style>
-  <w:style w:type="numbering" w:default="1" w:styleId="KeineListe">
-    <w:name w:val="No List"/>
-    <w:uiPriority w:val="99"/>
-    <w:semiHidden/>
-    <w:unhideWhenUsed/>
+  <w:style w:type="character" w:styleId="Quelltext">
+    <w:name w:val="Quelltext"/>
+    <w:qFormat/>
+    <w:rPr>
+      <w:rFonts w:ascii="Liberation Mono" w:hAnsi="Liberation Mono" w:eastAsia="NSimSun" w:cs="Liberation Mono"/>
+    </w:rPr>
   </w:style>
-  <w:style w:type="paragraph" w:customStyle="1" w:styleId="berschrift">
+  <w:style w:type="character" w:styleId="Aufzhlungszeichen">
+    <w:name w:val="Aufzählungszeichen"/>
+    <w:qFormat/>
+    <w:rPr>
+      <w:rFonts w:ascii="OpenSymbol" w:hAnsi="OpenSymbol" w:eastAsia="OpenSymbol" w:cs="OpenSymbol"/>
+    </w:rPr>
+  </w:style>
+  <w:style w:type="paragraph" w:styleId="Berschrift" w:customStyle="1">
     <w:name w:val="Überschrift"/>
-    <w:basedOn w:val="Standard"/>
+    <w:basedOn w:val="Normal"/>
     <w:next w:val="Textkrper"/>
     <w:qFormat/>
     <w:pPr>
-      <w:keepNext/>
+      <w:keepNext w:val="true"/>
       <w:spacing w:before="240" w:after="120"/>
     </w:pPr>
     <w:rPr>
-      <w:rFonts w:ascii="Liberation Sans" w:eastAsia="Microsoft YaHei" w:hAnsi="Liberation Sans"/>
+      <w:rFonts w:ascii="Liberation Sans" w:hAnsi="Liberation Sans" w:eastAsia="Microsoft YaHei"/>
       <w:sz w:val="28"/>
       <w:szCs w:val="28"/>
     </w:rPr>
   </w:style>
   <w:style w:type="paragraph" w:styleId="Textkrper">
     <w:name w:val="Body Text"/>
-    <w:basedOn w:val="Standard"/>
+    <w:basedOn w:val="Normal"/>
     <w:pPr>
-      <w:spacing w:after="140" w:line="276" w:lineRule="auto"/>
+      <w:spacing w:lineRule="auto" w:line="276" w:before="0" w:after="140"/>
     </w:pPr>
+    <w:rPr/>
   </w:style>
-  <w:style w:type="paragraph" w:styleId="Liste">
+  <w:style w:type="paragraph" w:styleId="Aufzhlung">
     <w:name w:val="List"/>
     <w:basedOn w:val="Textkrper"/>
+    <w:pPr/>
+    <w:rPr/>
   </w:style>
   <w:style w:type="paragraph" w:styleId="Beschriftung">
+    <w:name w:val="Caption"/>
+    <w:basedOn w:val="Normal"/>
+    <w:qFormat/>
+    <w:pPr>
+      <w:suppressLineNumbers/>
+      <w:spacing w:before="120" w:after="120"/>
+    </w:pPr>
+    <w:rPr>
+      <w:rFonts w:cs="Arial"/>
+      <w:i/>
+      <w:iCs/>
+      <w:sz w:val="24"/>
+      <w:szCs w:val="24"/>
+    </w:rPr>
+  </w:style>
+  <w:style w:type="paragraph" w:styleId="Verzeichnis" w:customStyle="1">
+    <w:name w:val="Verzeichnis"/>
+    <w:basedOn w:val="Normal"/>
+    <w:qFormat/>
+    <w:pPr>
+      <w:suppressLineNumbers/>
+    </w:pPr>
+    <w:rPr/>
+  </w:style>
+  <w:style w:type="paragraph" w:styleId="Caption">
     <w:name w:val="caption"/>
-    <w:basedOn w:val="Standard"/>
+    <w:basedOn w:val="Normal"/>
     <w:qFormat/>
     <w:pPr>
       <w:suppressLineNumbers/>
@@ -3573,16 +5557,56 @@
       <w:iCs/>
     </w:rPr>
   </w:style>
-  <w:style w:type="paragraph" w:customStyle="1" w:styleId="Verzeichnis">
-    <w:name w:val="Verzeichnis"/>
-    <w:basedOn w:val="Standard"/>
+  <w:style w:type="paragraph" w:styleId="HorizontaleLinie">
+    <w:name w:val="Horizontale Linie"/>
+    <w:basedOn w:val="Normal"/>
+    <w:next w:val="Textkrper"/>
     <w:qFormat/>
     <w:pPr>
       <w:suppressLineNumbers/>
+      <w:pBdr>
+        <w:bottom w:val="double" w:sz="2" w:space="0" w:color="808080"/>
+      </w:pBdr>
+      <w:spacing w:before="0" w:after="283"/>
     </w:pPr>
     <w:rPr>
-      <w:lang/>
+      <w:sz w:val="12"/>
+      <w:szCs w:val="12"/>
     </w:rPr>
+  </w:style>
+  <w:style w:type="paragraph" w:styleId="VorformatierterText">
+    <w:name w:val="Vorformatierter Text"/>
+    <w:basedOn w:val="Normal"/>
+    <w:qFormat/>
+    <w:pPr>
+      <w:spacing w:before="0" w:after="0"/>
+    </w:pPr>
+    <w:rPr>
+      <w:rFonts w:ascii="Liberation Mono" w:hAnsi="Liberation Mono" w:eastAsia="NSimSun" w:cs="Liberation Mono"/>
+      <w:sz w:val="20"/>
+      <w:szCs w:val="20"/>
+    </w:rPr>
+  </w:style>
+  <w:style w:type="numbering" w:styleId="NoList" w:default="1">
+    <w:name w:val="No List"/>
+    <w:uiPriority w:val="99"/>
+    <w:semiHidden/>
+    <w:unhideWhenUsed/>
+    <w:qFormat/>
+  </w:style>
+  <w:style w:type="table" w:default="1" w:styleId="NormaleTabelle">
+    <w:name w:val="Normal Table"/>
+    <w:uiPriority w:val="99"/>
+    <w:semiHidden/>
+    <w:unhideWhenUsed/>
+    <w:tblPr>
+      <w:tblCellMar>
+        <w:top w:w="0" w:type="dxa"/>
+        <w:left w:w="108" w:type="dxa"/>
+        <w:bottom w:w="0" w:type="dxa"/>
+        <w:right w:w="108" w:type="dxa"/>
+      </w:tblCellMar>
+    </w:tblPr>
   </w:style>
 </w:styles>
 </file>
